--- a/src/Tests/Inputs/menus/09/input.docx
+++ b/src/Tests/Inputs/menus/09/input.docx
@@ -1,6 +1,6 @@
 
 <file path=word/document.xml><?xml version="1.0" encoding="utf-8"?>
-<w:document xmlns:wpc="http://schemas.microsoft.com/office/word/2010/wordprocessingCanvas" xmlns:cx="http://schemas.microsoft.com/office/drawing/2014/chartex" xmlns:cx1="http://schemas.microsoft.com/office/drawing/2015/9/8/chartex" xmlns:cx2="http://schemas.microsoft.com/office/drawing/2015/10/21/chartex" xmlns:cx3="http://schemas.microsoft.com/office/drawing/2016/5/9/chartex" xmlns:cx4="http://schemas.microsoft.com/office/drawing/2016/5/10/chartex" xmlns:cx5="http://schemas.microsoft.com/office/drawing/2016/5/11/chartex" xmlns:cx6="http://schemas.microsoft.com/office/drawing/2016/5/12/chartex" xmlns:cx7="http://schemas.microsoft.com/office/drawing/2016/5/13/chartex" xmlns:cx8="http://schemas.microsoft.com/office/drawing/2016/5/14/chartex" xmlns:mc="http://schemas.openxmlformats.org/markup-compatibility/2006" xmlns:aink="http://schemas.microsoft.com/office/drawing/2016/ink" xmlns:am3d="http://schemas.microsoft.com/office/drawing/2017/model3d" xmlns:o="urn:schemas-microsoft-com:office:office" xmlns:oel="http://schemas.microsoft.com/office/2019/extlst" xmlns:r="http://schemas.openxmlformats.org/officeDocument/2006/relationships" xmlns:m="http://schemas.openxmlformats.org/officeDocument/2006/math" xmlns:v="urn:schemas-microsoft-com:vml" xmlns:wp14="http://schemas.microsoft.com/office/word/2010/wordprocessingDrawing" xmlns:wp="http://schemas.openxmlformats.org/drawingml/2006/wordprocessingDrawing" xmlns:w10="urn:schemas-microsoft-com:office:word" xmlns:w="http://schemas.openxmlformats.org/wordprocessingml/2006/main" xmlns:w14="http://schemas.microsoft.com/office/word/2010/wordml" xmlns:w15="http://schemas.microsoft.com/office/word/2012/wordml" xmlns:w16cex="http://schemas.microsoft.com/office/word/2018/wordml/cex" xmlns:w16cid="http://schemas.microsoft.com/office/word/2016/wordml/cid" xmlns:w16="http://schemas.microsoft.com/office/word/2018/wordml" xmlns:w16du="http://schemas.microsoft.com/office/word/2023/wordml/word16du" xmlns:w16sdtdh="http://schemas.microsoft.com/office/word/2020/wordml/sdtdatahash" xmlns:w16se="http://schemas.microsoft.com/office/word/2015/wordml/symex" xmlns:wpg="http://schemas.microsoft.com/office/word/2010/wordprocessingGroup" xmlns:wpi="http://schemas.microsoft.com/office/word/2010/wordprocessingInk" xmlns:wne="http://schemas.microsoft.com/office/word/2006/wordml" xmlns:wps="http://schemas.microsoft.com/office/word/2010/wordprocessingShape" mc:Ignorable="w14 w15 w16se w16cid w16 w16cex w16sdtdh w16du wp14">
+<w:document xmlns:a="http://schemas.openxmlformats.org/drawingml/2006/main" xmlns:a16="http://schemas.microsoft.com/office/drawing/2014/main" xmlns:adec="http://schemas.microsoft.com/office/drawing/2017/decorative" xmlns:pic="http://schemas.openxmlformats.org/drawingml/2006/picture" xmlns:a14="http://schemas.microsoft.com/office/drawing/2010/main" xmlns:asvg="http://schemas.microsoft.com/office/drawing/2016/SVG/main" xmlns:wpc="http://schemas.microsoft.com/office/word/2010/wordprocessingCanvas" xmlns:cx="http://schemas.microsoft.com/office/drawing/2014/chartex" xmlns:cx1="http://schemas.microsoft.com/office/drawing/2015/9/8/chartex" xmlns:cx2="http://schemas.microsoft.com/office/drawing/2015/10/21/chartex" xmlns:cx3="http://schemas.microsoft.com/office/drawing/2016/5/9/chartex" xmlns:cx4="http://schemas.microsoft.com/office/drawing/2016/5/10/chartex" xmlns:cx5="http://schemas.microsoft.com/office/drawing/2016/5/11/chartex" xmlns:cx6="http://schemas.microsoft.com/office/drawing/2016/5/12/chartex" xmlns:cx7="http://schemas.microsoft.com/office/drawing/2016/5/13/chartex" xmlns:cx8="http://schemas.microsoft.com/office/drawing/2016/5/14/chartex" xmlns:mc="http://schemas.openxmlformats.org/markup-compatibility/2006" xmlns:aink="http://schemas.microsoft.com/office/drawing/2016/ink" xmlns:am3d="http://schemas.microsoft.com/office/drawing/2017/model3d" xmlns:o="urn:schemas-microsoft-com:office:office" xmlns:oel="http://schemas.microsoft.com/office/2019/extlst" xmlns:r="http://schemas.openxmlformats.org/officeDocument/2006/relationships" xmlns:m="http://schemas.openxmlformats.org/officeDocument/2006/math" xmlns:v="urn:schemas-microsoft-com:vml" xmlns:wp14="http://schemas.microsoft.com/office/word/2010/wordprocessingDrawing" xmlns:wp="http://schemas.openxmlformats.org/drawingml/2006/wordprocessingDrawing" xmlns:w10="urn:schemas-microsoft-com:office:word" xmlns:w="http://schemas.openxmlformats.org/wordprocessingml/2006/main" xmlns:w14="http://schemas.microsoft.com/office/word/2010/wordml" xmlns:w15="http://schemas.microsoft.com/office/word/2012/wordml" xmlns:w16cex="http://schemas.microsoft.com/office/word/2018/wordml/cex" xmlns:w16cid="http://schemas.microsoft.com/office/word/2016/wordml/cid" xmlns:w16="http://schemas.microsoft.com/office/word/2018/wordml" xmlns:w16du="http://schemas.microsoft.com/office/word/2023/wordml/word16du" xmlns:w16sdtdh="http://schemas.microsoft.com/office/word/2020/wordml/sdtdatahash" xmlns:w16se="http://schemas.microsoft.com/office/word/2015/wordml/symex" xmlns:wpg="http://schemas.microsoft.com/office/word/2010/wordprocessingGroup" xmlns:wpi="http://schemas.microsoft.com/office/word/2010/wordprocessingInk" xmlns:wne="http://schemas.microsoft.com/office/word/2006/wordml" xmlns:wps="http://schemas.microsoft.com/office/word/2010/wordprocessingShape" mc:Ignorable="w14 w15 w16se w16cid w16 w16cex w16sdtdh w16du wp14">
   <w:body>
     <w:p>
       <w:pPr>
@@ -14,7 +14,7 @@
         <mc:AlternateContent>
           <mc:Choice Requires="wpg">
             <w:drawing>
-              <wp:anchor distT="0" distB="0" distL="114300" distR="114300" simplePos="0" relativeHeight="251657216" behindDoc="1" locked="1" layoutInCell="1" allowOverlap="1" wp14:anchorId="38DDA95A" wp14:editId="29B61610">
+              <wp:anchor distT="0" distB="0" distL="114300" distR="114300" simplePos="0" relativeHeight="251657216" behindDoc="1" locked="1" layoutInCell="1" allowOverlap="1" wp14:editId="29B61610" wp14:anchorId="38DDA95A">
                 <wp:simplePos x="0" y="0"/>
                 <wp:positionH relativeFrom="page">
                   <wp:posOffset>274320</wp:posOffset>
@@ -572,11 +572,11 @@
           </mc:Choice>
           <mc:Fallback>
             <w:pict>
-              <v:group w14:anchorId="08CE2177" id="Group 3" o:spid="_x0000_s1026" alt="Decorative" style="position:absolute;margin-left:21.6pt;margin-top:-43.4pt;width:560.25pt;height:739.45pt;z-index:-251659264;mso-width-percent:930;mso-height-percent:940;mso-position-horizontal-relative:page;mso-width-percent:930;mso-height-percent:940" coordsize="71156,93915" o:gfxdata="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">
-                <v:roundrect id="Rectangle: Rounded Corners 2" o:spid="_x0000_s1027" style="position:absolute;left:355;top:72247;width:70446;height:21203;visibility:visible;mso-wrap-style:square;v-text-anchor:middle" arcsize="10923f" o:gfxdata="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" fillcolor="#d8d8d8 [2732]" stroked="f" strokeweight="1pt">
+              <v:group id="Group 3" style="position:absolute;margin-left:21.6pt;margin-top:-43.4pt;width:560.25pt;height:739.45pt;z-index:-251659264;mso-width-percent:930;mso-height-percent:940;mso-position-horizontal-relative:page;mso-width-percent:930;mso-height-percent:940" alt="Decorative" coordsize="71156,93915" o:spid="_x0000_s1026" o:gfxdata="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" w14:anchorId="08CE2177">
+                <v:roundrect id="Rectangle: Rounded Corners 2" style="position:absolute;left:355;top:72247;width:70446;height:21203;visibility:visible;mso-wrap-style:square;v-text-anchor:middle" o:spid="_x0000_s1027" fillcolor="#d8d8d8 [2732]" stroked="f" strokeweight="1pt" o:gfxdata="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" arcsize="10923f">
                   <v:stroke joinstyle="miter"/>
                 </v:roundrect>
-                <v:shape id="Graphic 239" o:spid="_x0000_s1028" style="position:absolute;width:71156;height:93915;visibility:visible;mso-wrap-style:square;v-text-anchor:middle" coordsize="2352675,3105150" o:gfxdata="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" path="m2275046,2986564v-28575,19050,-49530,47625,-59055,81915c2210276,3090386,2190274,3106579,2167414,3106579r-1972628,c171926,3106579,151924,3090386,146209,3068479v-9525,-33338,-30480,-62865,-59055,-81915c71914,2977039,62389,2960846,62389,2942749r-953,-264795c61436,2649379,48101,2623661,27146,2608421,14764,2598896,8096,2583656,8096,2568416l7144,546259v,-15240,6667,-30480,19050,-40005c47149,490061,61436,464344,61436,435769r953,-264795c62389,152876,71914,136684,87154,127159v28575,-19050,49530,-47625,59055,-81915c151924,23336,171926,7144,194786,7144r1972628,c2190274,7144,2210276,23336,2215991,45244v9525,33337,30480,62865,59055,81915c2290286,136684,2299811,152876,2299811,170974r953,264795c2300764,464344,2314099,490061,2335054,505301v12382,9525,19050,24765,19050,40005l2354104,2566511v,15240,-6668,30480,-19050,40005c2314099,2622709,2300764,2647474,2300764,2676049r-953,264795c2298859,2959894,2289334,2976086,2275046,2986564xe" fillcolor="#414141" stroked="f">
+                <v:shape id="Graphic 239" style="position:absolute;width:71156;height:93915;visibility:visible;mso-wrap-style:square;v-text-anchor:middle" coordsize="2352675,3105150" o:spid="_x0000_s1028" fillcolor="#414141" stroked="f" path="m2275046,2986564v-28575,19050,-49530,47625,-59055,81915c2210276,3090386,2190274,3106579,2167414,3106579r-1972628,c171926,3106579,151924,3090386,146209,3068479v-9525,-33338,-30480,-62865,-59055,-81915c71914,2977039,62389,2960846,62389,2942749r-953,-264795c61436,2649379,48101,2623661,27146,2608421,14764,2598896,8096,2583656,8096,2568416l7144,546259v,-15240,6667,-30480,19050,-40005c47149,490061,61436,464344,61436,435769r953,-264795c62389,152876,71914,136684,87154,127159v28575,-19050,49530,-47625,59055,-81915c151924,23336,171926,7144,194786,7144r1972628,c2190274,7144,2210276,23336,2215991,45244v9525,33337,30480,62865,59055,81915c2290286,136684,2299811,152876,2299811,170974r953,264795c2300764,464344,2314099,490061,2335054,505301v12382,9525,19050,24765,19050,40005l2354104,2566511v,15240,-6668,30480,-19050,40005c2314099,2622709,2300764,2647474,2300764,2676049r-953,264795c2298859,2959894,2289334,2976086,2275046,2986564xe" o:gfxdata="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">
                   <v:stroke joinstyle="miter"/>
                   <v:path arrowok="t" o:connecttype="custom" o:connectlocs="6880864,9032845;6702252,9280597;6555331,9395830;589129,9395830;442208,9280597;263597,9032845;188695,8900327;185813,8099456;82103,7889154;24486,7768159;21607,1652157;79224,1531162;185813,1317981;188695,517110;263597,384592;442208,136840;589129,21607;6555331,21607;6702252,136840;6880864,384592;6955765,517110;6958647,1317981;7062357,1528280;7119974,1649275;7119974,7762397;7062357,7883392;6958647,8093695;6955765,8894565;6880864,9032845" o:connectangles="0,0,0,0,0,0,0,0,0,0,0,0,0,0,0,0,0,0,0,0,0,0,0,0,0,0,0,0,0"/>
                   <o:lock v:ext="edit" aspectratio="t"/>
@@ -595,15 +595,15 @@
                     <v:f eqn="prod width 1 2"/>
                     <v:f eqn="prod height 1 2"/>
                   </v:formulas>
-                  <v:path gradientshapeok="t" limo="10800,10800" o:connecttype="custom" o:connectlocs="@8,0;0,@9;@8,@7;@6,@9" textboxrect="0,0,21600,21600;2700,2700,18900,18900;5400,5400,16200,16200"/>
+                  <v:path limo="10800,10800" textboxrect="0,0,21600,21600;2700,2700,18900,18900;5400,5400,16200,16200" gradientshapeok="t" o:connecttype="custom" o:connectlocs="@8,0;0,@9;@8,@7;@6,@9"/>
                   <v:handles>
                     <v:h position="#0,topLeft" switch="" xrange="0,10800"/>
                   </v:handles>
                 </v:shapetype>
-                <v:shape id="Octagon 6" o:spid="_x0000_s1029" type="#_x0000_t10" style="position:absolute;left:3490;top:4505;width:64176;height:84904;visibility:visible;mso-wrap-style:square;v-text-anchor:middle" o:gfxdata="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" adj="2388" filled="f" strokecolor="#a5a5a5 [2092]" strokeweight="6.75pt">
+                <v:shape id="Octagon 6" style="position:absolute;left:3490;top:4505;width:64176;height:84904;visibility:visible;mso-wrap-style:square;v-text-anchor:middle" o:spid="_x0000_s1029" filled="f" strokecolor="#a5a5a5 [2092]" strokeweight="6.75pt" type="#_x0000_t10" adj="2388" o:gfxdata="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">
                   <v:stroke opacity="10537f"/>
                 </v:shape>
-                <v:roundrect id="Rectangle: Rounded Corners 7" o:spid="_x0000_s1030" style="position:absolute;left:4434;top:3652;width:62288;height:86610;visibility:visible;mso-wrap-style:square;v-text-anchor:middle" arcsize="1872f" o:gfxdata="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" filled="f" strokecolor="#fe0066 [3204]" strokeweight=".25pt">
+                <v:roundrect id="Rectangle: Rounded Corners 7" style="position:absolute;left:4434;top:3652;width:62288;height:86610;visibility:visible;mso-wrap-style:square;v-text-anchor:middle" o:spid="_x0000_s1030" filled="f" strokecolor="#fe0066 [3204]" strokeweight=".25pt" o:gfxdata="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" arcsize="1872f">
                   <v:stroke joinstyle="miter"/>
                 </v:roundrect>
                 <v:shapetype id="_x0000_t21" coordsize="21600,21600" o:spt="21" adj="3600" path="m@0,qy0@0l0@2qx@0,21600l@1,21600qy21600@2l21600@0qx@1,xe">
@@ -620,12 +620,12 @@
                     <v:f eqn="prod width 1 2"/>
                     <v:f eqn="prod height 1 2"/>
                   </v:formulas>
-                  <v:path gradientshapeok="t" limo="10800,10800" o:connecttype="custom" o:connectlocs="@8,0;0,@9;@8,@7;@6,@9" textboxrect="@3,@3,@4,@5"/>
+                  <v:path limo="10800,10800" textboxrect="@3,@3,@4,@5" gradientshapeok="t" o:connecttype="custom" o:connectlocs="@8,0;0,@9;@8,@7;@6,@9"/>
                   <v:handles>
                     <v:h position="#0,topLeft" switch="" xrange="0,10800"/>
                   </v:handles>
                 </v:shapetype>
-                <v:shape id="Plaque 8" o:spid="_x0000_s1031" type="#_x0000_t21" style="position:absolute;left:2656;top:2966;width:65843;height:87982;visibility:visible;mso-wrap-style:square;v-text-anchor:middle" o:gfxdata="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" adj="1346" filled="f" strokecolor="#7bcf9d [2407]" strokeweight="1pt"/>
+                <v:shape id="Plaque 8" style="position:absolute;left:2656;top:2966;width:65843;height:87982;visibility:visible;mso-wrap-style:square;v-text-anchor:middle" o:spid="_x0000_s1031" filled="f" strokecolor="#7bcf9d [2407]" strokeweight="1pt" type="#_x0000_t21" adj="1346" o:gfxdata="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"/>
                 <w10:wrap anchorx="page"/>
                 <w10:anchorlock/>
               </v:group>
@@ -664,7 +664,7 @@
           <w:tcPr>
             <w:tcW w:w="4320" w:type="dxa"/>
             <w:tcBorders>
-              <w:bottom w:val="single" w:sz="48" w:space="0" w:color="CDEDDA" w:themeColor="accent4"/>
+              <w:bottom w:val="single" w:color="CDEDDA" w:themeColor="accent4" w:sz="48" w:space="0"/>
             </w:tcBorders>
           </w:tcPr>
           <w:p>
@@ -855,12 +855,12 @@
                 </mc:Choice>
                 <mc:Fallback>
                   <w:pict>
-                    <v:group w14:anchorId="31473AEC" id="Group 28" o:spid="_x0000_s1026" alt="Decorative" style="width:68.05pt;height:68.05pt;mso-position-horizontal-relative:char;mso-position-vertical-relative:line" coordsize="8640,8640" o:gfxdata="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">
-                      <v:oval id="Oval 19" o:spid="_x0000_s1027" style="position:absolute;width:8640;height:8640;visibility:visible;mso-wrap-style:square;v-text-anchor:middle" o:gfxdata="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" fillcolor="black [3213]" strokecolor="#ffcbe0 [660]" strokeweight="1pt">
+                    <v:group id="Group 28" style="width:68.05pt;height:68.05pt;mso-position-horizontal-relative:char;mso-position-vertical-relative:line" alt="Decorative" coordsize="8640,8640" o:spid="_x0000_s1026" o:gfxdata="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" w14:anchorId="31473AEC">
+                      <v:oval id="Oval 19" style="position:absolute;width:8640;height:8640;visibility:visible;mso-wrap-style:square;v-text-anchor:middle" o:spid="_x0000_s1027" fillcolor="black [3213]" strokecolor="#ffcbe0 [660]" strokeweight="1pt" o:gfxdata="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">
                         <v:fill opacity="10537f"/>
                         <v:stroke opacity="18247f" joinstyle="miter"/>
                       </v:oval>
-                      <v:shapetype id="_x0000_t75" coordsize="21600,21600" o:spt="75" o:preferrelative="t" path="m@4@5l@4@11@9@11@9@5xe" filled="f" stroked="f">
+                      <v:shapetype id="_x0000_t75" coordsize="21600,21600" filled="f" stroked="f" o:spt="75" o:preferrelative="t" path="m@4@5l@4@11@9@11@9@5xe">
                         <v:stroke joinstyle="miter"/>
                         <v:formulas>
                           <v:f eqn="if lineDrawn pixelLineWidth 0"/>
@@ -876,11 +876,11 @@
                           <v:f eqn="prod @7 21600 pixelHeight"/>
                           <v:f eqn="sum @10 21600 0"/>
                         </v:formulas>
-                        <v:path o:extrusionok="f" gradientshapeok="t" o:connecttype="rect"/>
+                        <v:path gradientshapeok="t" o:connecttype="rect" o:extrusionok="f"/>
                         <o:lock v:ext="edit" aspectratio="t"/>
                       </v:shapetype>
-                      <v:shape id="Graphic 219" o:spid="_x0000_s1028" type="#_x0000_t75" alt="Martini" style="position:absolute;left:2476;top:2190;width:3874;height:3874;visibility:visible;mso-wrap-style:square" o:gfxdata="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">
-                        <v:imagedata r:id="rId9" o:title="Martini"/>
+                      <v:shape id="Graphic 219" style="position:absolute;left:2476;top:2190;width:3874;height:3874;visibility:visible;mso-wrap-style:square" alt="Martini" o:spid="_x0000_s1028" type="#_x0000_t75" o:gfxdata="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">
+                        <v:imagedata o:title="Martini" r:id="rId9"/>
                         <v:path arrowok="t"/>
                       </v:shape>
                       <w10:anchorlock/>
@@ -1247,7 +1247,7 @@
                 </mc:Choice>
                 <mc:Fallback>
                   <w:pict>
-                    <v:shape w14:anchorId="0CE898CC" id="Graphic 195" o:spid="_x0000_s1026" alt="Decorative" style="width:118.1pt;height:5.75pt;rotation:-298026fd;visibility:visible;mso-wrap-style:square;mso-left-percent:-10001;mso-top-percent:-10001;mso-position-horizontal:absolute;mso-position-horizontal-relative:char;mso-position-vertical:absolute;mso-position-vertical-relative:line;mso-left-percent:-10001;mso-top-percent:-10001;v-text-anchor:middle" coordsize="771525,38100" o:gfxdata="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" path="m694354,18002c675265,12659,655530,7144,616696,7144v-38843,,-58569,5515,-77657,10858c519798,23374,501615,28461,464229,28461v-37357,,-55511,-5077,-74733,-10459c370427,12659,350711,7144,311887,7144v-38834,,-58560,5515,-77639,10858c215017,23374,196853,28461,159487,28461v-37348,,-55512,-5077,-74734,-10459c65684,12659,45968,7144,7144,7144r,10649c44491,17793,62655,22870,81877,28261v19069,5343,38795,10849,77610,10849c198320,39110,218046,33604,237125,28261v19231,-5382,37395,-10468,74762,-10468c349234,17793,367398,22870,386620,28261v19069,5343,38795,10849,77609,10849c503082,39110,522808,33604,541896,28261v19241,-5382,37415,-10468,74800,-10468c654082,17793,672246,22870,691486,28261v19089,5343,38815,10849,77658,10849l769144,28461v-37386,,-55560,-5087,-74790,-10459xe" fillcolor="#cdedda [3207]" stroked="f">
+                    <v:shape id="Graphic 195" style="width:118.1pt;height:5.75pt;rotation:-298026fd;visibility:visible;mso-wrap-style:square;mso-left-percent:-10001;mso-top-percent:-10001;mso-position-horizontal:absolute;mso-position-horizontal-relative:char;mso-position-vertical:absolute;mso-position-vertical-relative:line;mso-left-percent:-10001;mso-top-percent:-10001;v-text-anchor:middle" alt="Decorative" coordsize="771525,38100" o:spid="_x0000_s1026" fillcolor="#cdedda [3207]" stroked="f" path="m694354,18002c675265,12659,655530,7144,616696,7144v-38843,,-58569,5515,-77657,10858c519798,23374,501615,28461,464229,28461v-37357,,-55511,-5077,-74733,-10459c370427,12659,350711,7144,311887,7144v-38834,,-58560,5515,-77639,10858c215017,23374,196853,28461,159487,28461v-37348,,-55512,-5077,-74734,-10459c65684,12659,45968,7144,7144,7144r,10649c44491,17793,62655,22870,81877,28261v19069,5343,38795,10849,77610,10849c198320,39110,218046,33604,237125,28261v19231,-5382,37395,-10468,74762,-10468c349234,17793,367398,22870,386620,28261v19069,5343,38795,10849,77609,10849c503082,39110,522808,33604,541896,28261v19241,-5382,37415,-10468,74800,-10468c654082,17793,672246,22870,691486,28261v19089,5343,38815,10849,77658,10849l769144,28461v-37386,,-55560,-5087,-74790,-10459xe" o:gfxdata="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" w14:anchorId="0CE898CC">
                       <v:stroke joinstyle="miter"/>
                       <v:path arrowok="t" o:connecttype="custom" o:connectlocs="1349618,34564;1198674,13716;1047732,34564;902324,54645;757065,34564;606216,13716;455309,34564;309995,54645;164735,34564;13886,13716;13886,34163;159145,54261;309995,75091;460901,54261;606216,34163;751475,54261;902324,75091;1053285,54261;1198674,34163;1344044,54261;1494988,75091;1494988,54645;1349618,34564" o:connectangles="0,0,0,0,0,0,0,0,0,0,0,0,0,0,0,0,0,0,0,0,0,0,0"/>
                       <w10:anchorlock/>
@@ -1439,13 +1439,13 @@
                 </mc:Choice>
                 <mc:Fallback>
                   <w:pict>
-                    <v:group w14:anchorId="08A725E6" id="Group 23" o:spid="_x0000_s1026" alt="Decorative" style="width:68pt;height:68pt;mso-position-horizontal-relative:char;mso-position-vertical-relative:line" coordsize="8636,8636" o:gfxdata="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">
-                      <v:oval id="Oval 18" o:spid="_x0000_s1027" style="position:absolute;width:8636;height:8636;visibility:visible;mso-wrap-style:square;v-text-anchor:middle" o:gfxdata="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" fillcolor="black [3213]" strokecolor="#ffcbe0 [660]" strokeweight="1pt">
+                    <v:group id="Group 23" style="width:68pt;height:68pt;mso-position-horizontal-relative:char;mso-position-vertical-relative:line" alt="Decorative" coordsize="8636,8636" o:spid="_x0000_s1026" o:gfxdata="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" w14:anchorId="08A725E6">
+                      <v:oval id="Oval 18" style="position:absolute;width:8636;height:8636;visibility:visible;mso-wrap-style:square;v-text-anchor:middle" o:spid="_x0000_s1027" fillcolor="black [3213]" strokecolor="#ffcbe0 [660]" strokeweight="1pt" o:gfxdata="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">
                         <v:fill opacity="10537f"/>
                         <v:stroke opacity="18247f" joinstyle="miter"/>
                       </v:oval>
-                      <v:shape id="Graphic 217" o:spid="_x0000_s1028" type="#_x0000_t75" alt="Pasta" style="position:absolute;left:2351;top:1698;width:3867;height:3867;visibility:visible;mso-wrap-style:square" o:gfxdata="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">
-                        <v:imagedata r:id="rId12" o:title="Pasta"/>
+                      <v:shape id="Graphic 217" style="position:absolute;left:2351;top:1698;width:3867;height:3867;visibility:visible;mso-wrap-style:square" alt="Pasta" o:spid="_x0000_s1028" type="#_x0000_t75" o:gfxdata="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">
+                        <v:imagedata o:title="Pasta" r:id="rId12"/>
                         <v:path arrowok="t"/>
                       </v:shape>
                       <w10:anchorlock/>
@@ -1755,7 +1755,7 @@
                 </mc:Choice>
                 <mc:Fallback>
                   <w:pict>
-                    <v:shape w14:anchorId="70CF2B36" id="Graphic 195" o:spid="_x0000_s1026" alt="Decorative" style="width:118.1pt;height:5.75pt;rotation:-298026fd;visibility:visible;mso-wrap-style:square;mso-left-percent:-10001;mso-top-percent:-10001;mso-position-horizontal:absolute;mso-position-horizontal-relative:char;mso-position-vertical:absolute;mso-position-vertical-relative:line;mso-left-percent:-10001;mso-top-percent:-10001;v-text-anchor:middle" coordsize="771525,38100" o:gfxdata="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" path="m694354,18002c675265,12659,655530,7144,616696,7144v-38843,,-58569,5515,-77657,10858c519798,23374,501615,28461,464229,28461v-37357,,-55511,-5077,-74733,-10459c370427,12659,350711,7144,311887,7144v-38834,,-58560,5515,-77639,10858c215017,23374,196853,28461,159487,28461v-37348,,-55512,-5077,-74734,-10459c65684,12659,45968,7144,7144,7144r,10649c44491,17793,62655,22870,81877,28261v19069,5343,38795,10849,77610,10849c198320,39110,218046,33604,237125,28261v19231,-5382,37395,-10468,74762,-10468c349234,17793,367398,22870,386620,28261v19069,5343,38795,10849,77609,10849c503082,39110,522808,33604,541896,28261v19241,-5382,37415,-10468,74800,-10468c654082,17793,672246,22870,691486,28261v19089,5343,38815,10849,77658,10849l769144,28461v-37386,,-55560,-5087,-74790,-10459xe" fillcolor="#cdedda [3207]" stroked="f">
+                    <v:shape id="Graphic 195" style="width:118.1pt;height:5.75pt;rotation:-298026fd;visibility:visible;mso-wrap-style:square;mso-left-percent:-10001;mso-top-percent:-10001;mso-position-horizontal:absolute;mso-position-horizontal-relative:char;mso-position-vertical:absolute;mso-position-vertical-relative:line;mso-left-percent:-10001;mso-top-percent:-10001;v-text-anchor:middle" alt="Decorative" coordsize="771525,38100" o:spid="_x0000_s1026" fillcolor="#cdedda [3207]" stroked="f" path="m694354,18002c675265,12659,655530,7144,616696,7144v-38843,,-58569,5515,-77657,10858c519798,23374,501615,28461,464229,28461v-37357,,-55511,-5077,-74733,-10459c370427,12659,350711,7144,311887,7144v-38834,,-58560,5515,-77639,10858c215017,23374,196853,28461,159487,28461v-37348,,-55512,-5077,-74734,-10459c65684,12659,45968,7144,7144,7144r,10649c44491,17793,62655,22870,81877,28261v19069,5343,38795,10849,77610,10849c198320,39110,218046,33604,237125,28261v19231,-5382,37395,-10468,74762,-10468c349234,17793,367398,22870,386620,28261v19069,5343,38795,10849,77609,10849c503082,39110,522808,33604,541896,28261v19241,-5382,37415,-10468,74800,-10468c654082,17793,672246,22870,691486,28261v19089,5343,38815,10849,77658,10849l769144,28461v-37386,,-55560,-5087,-74790,-10459xe" o:gfxdata="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" w14:anchorId="70CF2B36">
                       <v:stroke joinstyle="miter"/>
                       <v:path arrowok="t" o:connecttype="custom" o:connectlocs="1349618,34564;1198674,13716;1047732,34564;902324,54645;757065,34564;606216,13716;455309,34564;309995,54645;164735,34564;13886,13716;13886,34163;159145,54261;309995,75091;460901,54261;606216,34163;751475,54261;902324,75091;1053285,54261;1198674,34163;1344044,54261;1494988,75091;1494988,54645;1349618,34564" o:connectangles="0,0,0,0,0,0,0,0,0,0,0,0,0,0,0,0,0,0,0,0,0,0,0"/>
                       <w10:anchorlock/>
@@ -1892,13 +1892,13 @@
                 </mc:Choice>
                 <mc:Fallback>
                   <w:pict>
-                    <v:group w14:anchorId="40B223B6" id="Group 9" o:spid="_x0000_s1026" alt="Decorative" style="width:68pt;height:68pt;mso-position-horizontal-relative:char;mso-position-vertical-relative:line" coordsize="8636,8636" o:gfxdata="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">
-                      <v:oval id="Oval 17" o:spid="_x0000_s1027" style="position:absolute;width:8636;height:8636;visibility:visible;mso-wrap-style:square;v-text-anchor:middle" o:gfxdata="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" fillcolor="black [3213]" strokecolor="#ffcbe0 [660]" strokeweight="1pt">
+                    <v:group id="Group 9" style="width:68pt;height:68pt;mso-position-horizontal-relative:char;mso-position-vertical-relative:line" alt="Decorative" coordsize="8636,8636" o:spid="_x0000_s1026" o:gfxdata="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" w14:anchorId="40B223B6">
+                      <v:oval id="Oval 17" style="position:absolute;width:8636;height:8636;visibility:visible;mso-wrap-style:square;v-text-anchor:middle" o:spid="_x0000_s1027" fillcolor="black [3213]" strokecolor="#ffcbe0 [660]" strokeweight="1pt" o:gfxdata="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">
                         <v:fill opacity="10537f"/>
                         <v:stroke opacity="18247f" joinstyle="miter"/>
                       </v:oval>
-                      <v:shape id="Graphic 221" o:spid="_x0000_s1028" type="#_x0000_t75" alt="Cake slice" style="position:absolute;left:2612;top:2220;width:3867;height:3867;visibility:visible;mso-wrap-style:square" o:gfxdata="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">
-                        <v:imagedata r:id="rId15" o:title="Cake slice"/>
+                      <v:shape id="Graphic 221" style="position:absolute;left:2612;top:2220;width:3867;height:3867;visibility:visible;mso-wrap-style:square" alt="Cake slice" o:spid="_x0000_s1028" type="#_x0000_t75" o:gfxdata="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">
+                        <v:imagedata o:title="Cake slice" r:id="rId15"/>
                         <v:path arrowok="t"/>
                       </v:shape>
                       <w10:anchorlock/>

--- a/src/Tests/Inputs/menus/09/input.docx
+++ b/src/Tests/Inputs/menus/09/input.docx
@@ -2803,905 +2803,6 @@
 </w:styles>
 </file>
 
-<file path=word/glossary/document.xml><?xml version="1.0" encoding="utf-8"?>
-<w:glossaryDocument xmlns:wpc="http://schemas.microsoft.com/office/word/2010/wordprocessingCanvas" xmlns:cx="http://schemas.microsoft.com/office/drawing/2014/chartex" xmlns:cx1="http://schemas.microsoft.com/office/drawing/2015/9/8/chartex" xmlns:cx2="http://schemas.microsoft.com/office/drawing/2015/10/21/chartex" xmlns:cx3="http://schemas.microsoft.com/office/drawing/2016/5/9/chartex" xmlns:cx4="http://schemas.microsoft.com/office/drawing/2016/5/10/chartex" xmlns:cx5="http://schemas.microsoft.com/office/drawing/2016/5/11/chartex" xmlns:cx6="http://schemas.microsoft.com/office/drawing/2016/5/12/chartex" xmlns:cx7="http://schemas.microsoft.com/office/drawing/2016/5/13/chartex" xmlns:cx8="http://schemas.microsoft.com/office/drawing/2016/5/14/chartex" xmlns:mc="http://schemas.openxmlformats.org/markup-compatibility/2006" xmlns:aink="http://schemas.microsoft.com/office/drawing/2016/ink" xmlns:am3d="http://schemas.microsoft.com/office/drawing/2017/model3d" xmlns:o="urn:schemas-microsoft-com:office:office" xmlns:oel="http://schemas.microsoft.com/office/2019/extlst" xmlns:r="http://schemas.openxmlformats.org/officeDocument/2006/relationships" xmlns:m="http://schemas.openxmlformats.org/officeDocument/2006/math" xmlns:v="urn:schemas-microsoft-com:vml" xmlns:wp14="http://schemas.microsoft.com/office/word/2010/wordprocessingDrawing" xmlns:wp="http://schemas.openxmlformats.org/drawingml/2006/wordprocessingDrawing" xmlns:w10="urn:schemas-microsoft-com:office:word" xmlns:w="http://schemas.openxmlformats.org/wordprocessingml/2006/main" xmlns:w14="http://schemas.microsoft.com/office/word/2010/wordml" xmlns:w15="http://schemas.microsoft.com/office/word/2012/wordml" xmlns:w16cex="http://schemas.microsoft.com/office/word/2018/wordml/cex" xmlns:w16cid="http://schemas.microsoft.com/office/word/2016/wordml/cid" xmlns:w16="http://schemas.microsoft.com/office/word/2018/wordml" xmlns:w16du="http://schemas.microsoft.com/office/word/2023/wordml/word16du" xmlns:w16sdtdh="http://schemas.microsoft.com/office/word/2020/wordml/sdtdatahash" xmlns:w16se="http://schemas.microsoft.com/office/word/2015/wordml/symex" xmlns:wpg="http://schemas.microsoft.com/office/word/2010/wordprocessingGroup" xmlns:wpi="http://schemas.microsoft.com/office/word/2010/wordprocessingInk" xmlns:wne="http://schemas.microsoft.com/office/word/2006/wordml" xmlns:wps="http://schemas.microsoft.com/office/word/2010/wordprocessingShape" mc:Ignorable="w14 w15 w16se w16cid w16 w16cex w16sdtdh w16du wp14">
-  <w:docParts>
-    <w:docPart>
-      <w:docPartPr>
-        <w:name w:val="496B7F8408F64E8E95E6AB4C071F0226"/>
-        <w:category>
-          <w:name w:val="General"/>
-          <w:gallery w:val="placeholder"/>
-        </w:category>
-        <w:types>
-          <w:type w:val="bbPlcHdr"/>
-        </w:types>
-        <w:behaviors>
-          <w:behavior w:val="content"/>
-        </w:behaviors>
-        <w:guid w:val="{A13D5682-747C-4ADA-AE1C-E3D124FD8AD6}"/>
-      </w:docPartPr>
-      <w:docPartBody>
-        <w:p>
-          <w:pPr>
-            <w:pStyle w:val="496B7F8408F64E8E95E6AB4C071F02262"/>
-          </w:pPr>
-          <w:r>
-            <w:t>Home cook name or event name</w:t>
-          </w:r>
-        </w:p>
-      </w:docPartBody>
-    </w:docPart>
-    <w:docPart>
-      <w:docPartPr>
-        <w:name w:val="E94A9C4D687B45F99C9E43B31D5DC297"/>
-        <w:category>
-          <w:name w:val="General"/>
-          <w:gallery w:val="placeholder"/>
-        </w:category>
-        <w:types>
-          <w:type w:val="bbPlcHdr"/>
-        </w:types>
-        <w:behaviors>
-          <w:behavior w:val="content"/>
-        </w:behaviors>
-        <w:guid w:val="{E98BF886-64FF-43EC-9F1C-EBFFB685D29C}"/>
-      </w:docPartPr>
-      <w:docPartBody>
-        <w:p>
-          <w:pPr>
-            <w:pStyle w:val="E94A9C4D687B45F99C9E43B31D5DC297"/>
-          </w:pPr>
-          <w:r>
-            <w:t>Menu</w:t>
-          </w:r>
-        </w:p>
-      </w:docPartBody>
-    </w:docPart>
-    <w:docPart>
-      <w:docPartPr>
-        <w:name w:val="9C922DAD5F954EC49E5661D45D288FA7"/>
-        <w:category>
-          <w:name w:val="General"/>
-          <w:gallery w:val="placeholder"/>
-        </w:category>
-        <w:types>
-          <w:type w:val="bbPlcHdr"/>
-        </w:types>
-        <w:behaviors>
-          <w:behavior w:val="content"/>
-        </w:behaviors>
-        <w:guid w:val="{121B1820-B922-47E7-93DA-74B420E6E472}"/>
-      </w:docPartPr>
-      <w:docPartBody>
-        <w:p>
-          <w:r>
-            <w:t>Main Course</w:t>
-          </w:r>
-        </w:p>
-      </w:docPartBody>
-    </w:docPart>
-    <w:docPart>
-      <w:docPartPr>
-        <w:name w:val="A1D3A58F576A4418A230083E45CD0CC4"/>
-        <w:category>
-          <w:name w:val="General"/>
-          <w:gallery w:val="placeholder"/>
-        </w:category>
-        <w:types>
-          <w:type w:val="bbPlcHdr"/>
-        </w:types>
-        <w:behaviors>
-          <w:behavior w:val="content"/>
-        </w:behaviors>
-        <w:guid w:val="{0A85C556-A4B5-43D1-A4C5-3110A56EEFF4}"/>
-      </w:docPartPr>
-      <w:docPartBody>
-        <w:p>
-          <w:r>
-            <w:t>Describe your Main Course, don’t hold back</w:t>
-          </w:r>
-          <w:r>
-            <w:br/>
-          </w:r>
-          <w:r>
-            <w:t>with the description</w:t>
-          </w:r>
-        </w:p>
-      </w:docPartBody>
-    </w:docPart>
-    <w:docPart>
-      <w:docPartPr>
-        <w:name w:val="E01FEA2911FB4EBAAD43D7FC3FCA0D03"/>
-        <w:category>
-          <w:name w:val="General"/>
-          <w:gallery w:val="placeholder"/>
-        </w:category>
-        <w:types>
-          <w:type w:val="bbPlcHdr"/>
-        </w:types>
-        <w:behaviors>
-          <w:behavior w:val="content"/>
-        </w:behaviors>
-        <w:guid w:val="{0D0898C0-93D6-4DBA-B5DE-5750506E4E7B}"/>
-      </w:docPartPr>
-      <w:docPartBody>
-        <w:p>
-          <w:pPr>
-            <w:pStyle w:val="E01FEA2911FB4EBAAD43D7FC3FCA0D03"/>
-          </w:pPr>
-          <w:r>
-            <w:rPr>
-              <w:rStyle w:val="Heading1Char"/>
-            </w:rPr>
-            <w:t>Appetizer</w:t>
-          </w:r>
-        </w:p>
-      </w:docPartBody>
-    </w:docPart>
-    <w:docPart>
-      <w:docPartPr>
-        <w:name w:val="722D14CB8F0747398A9AE124BB4409D2"/>
-        <w:category>
-          <w:name w:val="General"/>
-          <w:gallery w:val="placeholder"/>
-        </w:category>
-        <w:types>
-          <w:type w:val="bbPlcHdr"/>
-        </w:types>
-        <w:behaviors>
-          <w:behavior w:val="content"/>
-        </w:behaviors>
-        <w:guid w:val="{E1749ED2-642F-47CD-9092-A2367F69A440}"/>
-      </w:docPartPr>
-      <w:docPartBody>
-        <w:p>
-          <w:pPr>
-            <w:pStyle w:val="722D14CB8F0747398A9AE124BB4409D2"/>
-          </w:pPr>
-          <w:r>
-            <w:t>Describe your Appetizer, don’t hold back</w:t>
-          </w:r>
-          <w:r>
-            <w:br/>
-          </w:r>
-          <w:r>
-            <w:t>with the description</w:t>
-          </w:r>
-        </w:p>
-      </w:docPartBody>
-    </w:docPart>
-    <w:docPart>
-      <w:docPartPr>
-        <w:name w:val="1FEA6DC7D5754AA2ABED7366B764B7D1"/>
-        <w:category>
-          <w:name w:val="General"/>
-          <w:gallery w:val="placeholder"/>
-        </w:category>
-        <w:types>
-          <w:type w:val="bbPlcHdr"/>
-        </w:types>
-        <w:behaviors>
-          <w:behavior w:val="content"/>
-        </w:behaviors>
-        <w:guid w:val="{B58F5293-DDBB-4885-B6F2-6F421FE7374D}"/>
-      </w:docPartPr>
-      <w:docPartBody>
-        <w:p>
-          <w:pPr>
-            <w:pStyle w:val="1FEA6DC7D5754AA2ABED7366B764B7D1"/>
-          </w:pPr>
-          <w:r>
-            <w:t>Dessert</w:t>
-          </w:r>
-        </w:p>
-      </w:docPartBody>
-    </w:docPart>
-    <w:docPart>
-      <w:docPartPr>
-        <w:name w:val="A9C426C24744415CAA9F764C29F141DF"/>
-        <w:category>
-          <w:name w:val="General"/>
-          <w:gallery w:val="placeholder"/>
-        </w:category>
-        <w:types>
-          <w:type w:val="bbPlcHdr"/>
-        </w:types>
-        <w:behaviors>
-          <w:behavior w:val="content"/>
-        </w:behaviors>
-        <w:guid w:val="{216EA800-3F15-4361-889C-892A23271B7F}"/>
-      </w:docPartPr>
-      <w:docPartBody>
-        <w:p>
-          <w:pPr>
-            <w:pStyle w:val="A9C426C24744415CAA9F764C29F141DF"/>
-          </w:pPr>
-          <w:r>
-            <w:t>Describe your Dessert, don’t hold back</w:t>
-          </w:r>
-          <w:r>
-            <w:br/>
-          </w:r>
-          <w:r>
-            <w:t>with the description</w:t>
-          </w:r>
-        </w:p>
-      </w:docPartBody>
-    </w:docPart>
-  </w:docParts>
-</w:glossaryDocument>
-</file>
-
-<file path=word/glossary/fontTable.xml><?xml version="1.0" encoding="utf-8"?>
-<w:fonts xmlns:mc="http://schemas.openxmlformats.org/markup-compatibility/2006" xmlns:r="http://schemas.openxmlformats.org/officeDocument/2006/relationships" xmlns:w="http://schemas.openxmlformats.org/wordprocessingml/2006/main" xmlns:w14="http://schemas.microsoft.com/office/word/2010/wordml" xmlns:w15="http://schemas.microsoft.com/office/word/2012/wordml" xmlns:w16cex="http://schemas.microsoft.com/office/word/2018/wordml/cex" xmlns:w16cid="http://schemas.microsoft.com/office/word/2016/wordml/cid" xmlns:w16="http://schemas.microsoft.com/office/word/2018/wordml" xmlns:w16du="http://schemas.microsoft.com/office/word/2023/wordml/word16du" xmlns:w16sdtdh="http://schemas.microsoft.com/office/word/2020/wordml/sdtdatahash" xmlns:w16se="http://schemas.microsoft.com/office/word/2015/wordml/symex" mc:Ignorable="w14 w15 w16se w16cid w16 w16cex w16sdtdh w16du">
-  <w:font w:name="Corbel">
-    <w:panose1 w:val="020B0503020204020204"/>
-    <w:charset w:val="00"/>
-    <w:family w:val="swiss"/>
-    <w:pitch w:val="variable"/>
-    <w:sig w:usb0="A00002EF" w:usb1="4000A44B" w:usb2="00000000" w:usb3="00000000" w:csb0="0000019F" w:csb1="00000000"/>
-  </w:font>
-  <w:font w:name="Times New Roman">
-    <w:panose1 w:val="02020603050405020304"/>
-    <w:charset w:val="00"/>
-    <w:family w:val="roman"/>
-    <w:pitch w:val="variable"/>
-    <w:sig w:usb0="E0002EFF" w:usb1="C000785B" w:usb2="00000009" w:usb3="00000000" w:csb0="000001FF" w:csb1="00000000"/>
-  </w:font>
-  <w:font w:name="Rockwell">
-    <w:panose1 w:val="02060603020205020403"/>
-    <w:charset w:val="00"/>
-    <w:family w:val="roman"/>
-    <w:pitch w:val="variable"/>
-    <w:sig w:usb0="00000007" w:usb1="00000000" w:usb2="00000000" w:usb3="00000000" w:csb0="00000003" w:csb1="00000000"/>
-  </w:font>
-  <w:font w:name="Aptos">
-    <w:charset w:val="00"/>
-    <w:family w:val="swiss"/>
-    <w:pitch w:val="variable"/>
-    <w:sig w:usb0="20000287" w:usb1="00000003" w:usb2="00000000" w:usb3="00000000" w:csb0="0000019F" w:csb1="00000000"/>
-  </w:font>
-  <w:font w:name="Aptos Display">
-    <w:charset w:val="00"/>
-    <w:family w:val="swiss"/>
-    <w:pitch w:val="variable"/>
-    <w:sig w:usb0="20000287" w:usb1="00000003" w:usb2="00000000" w:usb3="00000000" w:csb0="0000019F" w:csb1="00000000"/>
-  </w:font>
-</w:fonts>
-</file>
-
-<file path=word/glossary/settings.xml><?xml version="1.0" encoding="utf-8"?>
-<w:settings xmlns:mc="http://schemas.openxmlformats.org/markup-compatibility/2006" xmlns:o="urn:schemas-microsoft-com:office:office" xmlns:r="http://schemas.openxmlformats.org/officeDocument/2006/relationships" xmlns:m="http://schemas.openxmlformats.org/officeDocument/2006/math" xmlns:v="urn:schemas-microsoft-com:vml" xmlns:w10="urn:schemas-microsoft-com:office:word" xmlns:w="http://schemas.openxmlformats.org/wordprocessingml/2006/main" xmlns:w14="http://schemas.microsoft.com/office/word/2010/wordml" xmlns:w15="http://schemas.microsoft.com/office/word/2012/wordml" xmlns:w16cex="http://schemas.microsoft.com/office/word/2018/wordml/cex" xmlns:w16cid="http://schemas.microsoft.com/office/word/2016/wordml/cid" xmlns:w16="http://schemas.microsoft.com/office/word/2018/wordml" xmlns:w16du="http://schemas.microsoft.com/office/word/2023/wordml/word16du" xmlns:w16sdtdh="http://schemas.microsoft.com/office/word/2020/wordml/sdtdatahash" xmlns:w16se="http://schemas.microsoft.com/office/word/2015/wordml/symex" xmlns:sl="http://schemas.openxmlformats.org/schemaLibrary/2006/main" mc:Ignorable="w14 w15 w16se w16cid w16 w16cex w16sdtdh w16du">
-  <w:view w:val="normal"/>
-  <w:revisionView w:formatting="0"/>
-  <w:defaultTabStop w:val="720"/>
-  <w:characterSpacingControl w:val="doNotCompress"/>
-  <w:compat>
-    <w:useFELayout/>
-    <w:compatSetting w:name="compatibilityMode" w:uri="http://schemas.microsoft.com/office/word" w:val="15"/>
-    <w:compatSetting w:name="overrideTableStyleFontSizeAndJustification" w:uri="http://schemas.microsoft.com/office/word" w:val="1"/>
-    <w:compatSetting w:name="enableOpenTypeFeatures" w:uri="http://schemas.microsoft.com/office/word" w:val="1"/>
-    <w:compatSetting w:name="doNotFlipMirrorIndents" w:uri="http://schemas.microsoft.com/office/word" w:val="1"/>
-    <w:compatSetting w:name="differentiateMultirowTableHeaders" w:uri="http://schemas.microsoft.com/office/word" w:val="1"/>
-    <w:compatSetting w:name="useWord2013TrackBottomHyphenation" w:uri="http://schemas.microsoft.com/office/word" w:val="1"/>
-  </w:compat>
-  <w:rsids>
-    <w:rsidRoot w:val="0055724A"/>
-    <w:rsid w:val="00125C9F"/>
-    <w:rsid w:val="00347214"/>
-    <w:rsid w:val="003C3240"/>
-    <w:rsid w:val="003F3414"/>
-    <w:rsid w:val="0055724A"/>
-    <w:rsid w:val="00593748"/>
-    <w:rsid w:val="005D304B"/>
-    <w:rsid w:val="005D4378"/>
-    <w:rsid w:val="005F1ABA"/>
-    <w:rsid w:val="00754ED2"/>
-    <w:rsid w:val="0099103A"/>
-    <w:rsid w:val="009D44AC"/>
-    <w:rsid w:val="00C11B65"/>
-    <w:rsid w:val="00CA65C5"/>
-    <w:rsid w:val="00D74617"/>
-    <w:rsid w:val="00E069CA"/>
-  </w:rsids>
-  <m:mathPr>
-    <m:mathFont m:val="Cambria Math"/>
-    <m:brkBin m:val="before"/>
-    <m:brkBinSub m:val="--"/>
-    <m:smallFrac m:val="0"/>
-    <m:dispDef/>
-    <m:lMargin m:val="0"/>
-    <m:rMargin m:val="0"/>
-    <m:defJc m:val="centerGroup"/>
-    <m:wrapIndent m:val="1440"/>
-    <m:intLim m:val="subSup"/>
-    <m:naryLim m:val="undOvr"/>
-  </m:mathPr>
-  <w:themeFontLang w:val="en-AU"/>
-  <w:clrSchemeMapping w:bg1="light1" w:t1="dark1" w:bg2="light2" w:t2="dark2" w:accent1="accent1" w:accent2="accent2" w:accent3="accent3" w:accent4="accent4" w:accent5="accent5" w:accent6="accent6" w:hyperlink="hyperlink" w:followedHyperlink="followedHyperlink"/>
-  <w:decimalSymbol w:val="."/>
-  <w:listSeparator w:val=","/>
-  <w15:chartTrackingRefBased/>
-</w:settings>
-</file>
-
-<file path=word/glossary/styles.xml><?xml version="1.0" encoding="utf-8"?>
-<w:styles xmlns:mc="http://schemas.openxmlformats.org/markup-compatibility/2006" xmlns:r="http://schemas.openxmlformats.org/officeDocument/2006/relationships" xmlns:w="http://schemas.openxmlformats.org/wordprocessingml/2006/main" xmlns:w14="http://schemas.microsoft.com/office/word/2010/wordml" xmlns:w15="http://schemas.microsoft.com/office/word/2012/wordml" xmlns:w16cex="http://schemas.microsoft.com/office/word/2018/wordml/cex" xmlns:w16cid="http://schemas.microsoft.com/office/word/2016/wordml/cid" xmlns:w16="http://schemas.microsoft.com/office/word/2018/wordml" xmlns:w16du="http://schemas.microsoft.com/office/word/2023/wordml/word16du" xmlns:w16sdtdh="http://schemas.microsoft.com/office/word/2020/wordml/sdtdatahash" xmlns:w16se="http://schemas.microsoft.com/office/word/2015/wordml/symex" mc:Ignorable="w14 w15 w16se w16cid w16 w16cex w16sdtdh w16du">
-  <w:docDefaults>
-    <w:rPrDefault>
-      <w:rPr>
-        <w:rFonts w:asciiTheme="minorHAnsi" w:eastAsiaTheme="minorEastAsia" w:hAnsiTheme="minorHAnsi" w:cstheme="minorBidi"/>
-        <w:sz w:val="22"/>
-        <w:szCs w:val="22"/>
-        <w:lang w:val="en-AU" w:eastAsia="en-AU" w:bidi="ar-SA"/>
-      </w:rPr>
-    </w:rPrDefault>
-    <w:pPrDefault>
-      <w:pPr>
-        <w:spacing w:after="160" w:line="259" w:lineRule="auto"/>
-      </w:pPr>
-    </w:pPrDefault>
-  </w:docDefaults>
-  <w:latentStyles w:defLockedState="0" w:defUIPriority="99" w:defSemiHidden="0" w:defUnhideWhenUsed="0" w:defQFormat="0" w:count="376">
-    <w:lsdException w:name="Normal" w:uiPriority="0" w:qFormat="1"/>
-    <w:lsdException w:name="heading 1" w:uiPriority="9" w:qFormat="1"/>
-    <w:lsdException w:name="heading 2" w:semiHidden="1" w:uiPriority="9" w:unhideWhenUsed="1" w:qFormat="1"/>
-    <w:lsdException w:name="heading 3" w:semiHidden="1" w:uiPriority="9" w:unhideWhenUsed="1" w:qFormat="1"/>
-    <w:lsdException w:name="heading 4" w:semiHidden="1" w:uiPriority="9" w:unhideWhenUsed="1" w:qFormat="1"/>
-    <w:lsdException w:name="heading 5" w:semiHidden="1" w:uiPriority="9" w:unhideWhenUsed="1" w:qFormat="1"/>
-    <w:lsdException w:name="heading 6" w:semiHidden="1" w:uiPriority="9" w:unhideWhenUsed="1" w:qFormat="1"/>
-    <w:lsdException w:name="heading 7" w:semiHidden="1" w:uiPriority="9" w:unhideWhenUsed="1" w:qFormat="1"/>
-    <w:lsdException w:name="heading 8" w:semiHidden="1" w:uiPriority="9" w:unhideWhenUsed="1" w:qFormat="1"/>
-    <w:lsdException w:name="heading 9" w:semiHidden="1" w:uiPriority="9" w:unhideWhenUsed="1" w:qFormat="1"/>
-    <w:lsdException w:name="index 1" w:semiHidden="1" w:unhideWhenUsed="1"/>
-    <w:lsdException w:name="index 2" w:semiHidden="1" w:unhideWhenUsed="1"/>
-    <w:lsdException w:name="index 3" w:semiHidden="1" w:unhideWhenUsed="1"/>
-    <w:lsdException w:name="index 4" w:semiHidden="1" w:unhideWhenUsed="1"/>
-    <w:lsdException w:name="index 5" w:semiHidden="1" w:unhideWhenUsed="1"/>
-    <w:lsdException w:name="index 6" w:semiHidden="1" w:unhideWhenUsed="1"/>
-    <w:lsdException w:name="index 7" w:semiHidden="1" w:unhideWhenUsed="1"/>
-    <w:lsdException w:name="index 8" w:semiHidden="1" w:unhideWhenUsed="1"/>
-    <w:lsdException w:name="index 9" w:semiHidden="1" w:unhideWhenUsed="1"/>
-    <w:lsdException w:name="toc 1" w:semiHidden="1" w:uiPriority="39" w:unhideWhenUsed="1"/>
-    <w:lsdException w:name="toc 2" w:semiHidden="1" w:uiPriority="39" w:unhideWhenUsed="1"/>
-    <w:lsdException w:name="toc 3" w:semiHidden="1" w:uiPriority="39" w:unhideWhenUsed="1"/>
-    <w:lsdException w:name="toc 4" w:semiHidden="1" w:uiPriority="39" w:unhideWhenUsed="1"/>
-    <w:lsdException w:name="toc 5" w:semiHidden="1" w:uiPriority="39" w:unhideWhenUsed="1"/>
-    <w:lsdException w:name="toc 6" w:semiHidden="1" w:uiPriority="39" w:unhideWhenUsed="1"/>
-    <w:lsdException w:name="toc 7" w:semiHidden="1" w:uiPriority="39" w:unhideWhenUsed="1"/>
-    <w:lsdException w:name="toc 8" w:semiHidden="1" w:uiPriority="39" w:unhideWhenUsed="1"/>
-    <w:lsdException w:name="toc 9" w:semiHidden="1" w:uiPriority="39" w:unhideWhenUsed="1"/>
-    <w:lsdException w:name="Normal Indent" w:semiHidden="1" w:unhideWhenUsed="1"/>
-    <w:lsdException w:name="footnote text" w:semiHidden="1" w:unhideWhenUsed="1"/>
-    <w:lsdException w:name="annotation text" w:semiHidden="1" w:unhideWhenUsed="1"/>
-    <w:lsdException w:name="header" w:semiHidden="1" w:unhideWhenUsed="1"/>
-    <w:lsdException w:name="footer" w:semiHidden="1" w:unhideWhenUsed="1"/>
-    <w:lsdException w:name="index heading" w:semiHidden="1" w:unhideWhenUsed="1"/>
-    <w:lsdException w:name="caption" w:semiHidden="1" w:uiPriority="35" w:unhideWhenUsed="1" w:qFormat="1"/>
-    <w:lsdException w:name="table of figures" w:semiHidden="1" w:unhideWhenUsed="1"/>
-    <w:lsdException w:name="envelope address" w:semiHidden="1" w:unhideWhenUsed="1"/>
-    <w:lsdException w:name="envelope return" w:semiHidden="1" w:unhideWhenUsed="1"/>
-    <w:lsdException w:name="footnote reference" w:semiHidden="1" w:unhideWhenUsed="1"/>
-    <w:lsdException w:name="annotation reference" w:semiHidden="1" w:unhideWhenUsed="1"/>
-    <w:lsdException w:name="line number" w:semiHidden="1" w:unhideWhenUsed="1"/>
-    <w:lsdException w:name="page number" w:semiHidden="1" w:unhideWhenUsed="1"/>
-    <w:lsdException w:name="endnote reference" w:semiHidden="1" w:unhideWhenUsed="1"/>
-    <w:lsdException w:name="endnote text" w:semiHidden="1" w:unhideWhenUsed="1"/>
-    <w:lsdException w:name="table of authorities" w:semiHidden="1" w:unhideWhenUsed="1"/>
-    <w:lsdException w:name="macro" w:semiHidden="1" w:unhideWhenUsed="1"/>
-    <w:lsdException w:name="toa heading" w:semiHidden="1" w:unhideWhenUsed="1"/>
-    <w:lsdException w:name="List" w:semiHidden="1" w:unhideWhenUsed="1"/>
-    <w:lsdException w:name="List Bullet" w:semiHidden="1" w:unhideWhenUsed="1"/>
-    <w:lsdException w:name="List Number" w:semiHidden="1" w:unhideWhenUsed="1"/>
-    <w:lsdException w:name="List 2" w:semiHidden="1" w:unhideWhenUsed="1"/>
-    <w:lsdException w:name="List 3" w:semiHidden="1" w:unhideWhenUsed="1"/>
-    <w:lsdException w:name="List 4" w:semiHidden="1" w:unhideWhenUsed="1"/>
-    <w:lsdException w:name="List 5" w:semiHidden="1" w:unhideWhenUsed="1"/>
-    <w:lsdException w:name="List Bullet 2" w:semiHidden="1" w:unhideWhenUsed="1"/>
-    <w:lsdException w:name="List Bullet 3" w:semiHidden="1" w:unhideWhenUsed="1"/>
-    <w:lsdException w:name="List Bullet 4" w:semiHidden="1" w:unhideWhenUsed="1"/>
-    <w:lsdException w:name="List Bullet 5" w:semiHidden="1" w:unhideWhenUsed="1"/>
-    <w:lsdException w:name="List Number 2" w:semiHidden="1" w:unhideWhenUsed="1"/>
-    <w:lsdException w:name="List Number 3" w:semiHidden="1" w:unhideWhenUsed="1"/>
-    <w:lsdException w:name="List Number 4" w:semiHidden="1" w:unhideWhenUsed="1"/>
-    <w:lsdException w:name="List Number 5" w:semiHidden="1" w:unhideWhenUsed="1"/>
-    <w:lsdException w:name="Title" w:uiPriority="10" w:qFormat="1"/>
-    <w:lsdException w:name="Closing" w:semiHidden="1" w:unhideWhenUsed="1"/>
-    <w:lsdException w:name="Signature" w:semiHidden="1" w:unhideWhenUsed="1"/>
-    <w:lsdException w:name="Default Paragraph Font" w:semiHidden="1" w:uiPriority="1" w:unhideWhenUsed="1"/>
-    <w:lsdException w:name="Body Text" w:semiHidden="1" w:unhideWhenUsed="1"/>
-    <w:lsdException w:name="Body Text Indent" w:semiHidden="1" w:unhideWhenUsed="1"/>
-    <w:lsdException w:name="List Continue" w:semiHidden="1" w:unhideWhenUsed="1"/>
-    <w:lsdException w:name="List Continue 2" w:semiHidden="1" w:unhideWhenUsed="1"/>
-    <w:lsdException w:name="List Continue 3" w:semiHidden="1" w:unhideWhenUsed="1"/>
-    <w:lsdException w:name="List Continue 4" w:semiHidden="1" w:unhideWhenUsed="1"/>
-    <w:lsdException w:name="List Continue 5" w:semiHidden="1" w:unhideWhenUsed="1"/>
-    <w:lsdException w:name="Message Header" w:semiHidden="1" w:unhideWhenUsed="1"/>
-    <w:lsdException w:name="Subtitle" w:uiPriority="11" w:qFormat="1"/>
-    <w:lsdException w:name="Salutation" w:semiHidden="1" w:unhideWhenUsed="1"/>
-    <w:lsdException w:name="Date" w:semiHidden="1" w:unhideWhenUsed="1"/>
-    <w:lsdException w:name="Body Text First Indent" w:semiHidden="1" w:unhideWhenUsed="1"/>
-    <w:lsdException w:name="Body Text First Indent 2" w:semiHidden="1" w:unhideWhenUsed="1"/>
-    <w:lsdException w:name="Note Heading" w:semiHidden="1" w:unhideWhenUsed="1"/>
-    <w:lsdException w:name="Body Text 2" w:semiHidden="1" w:unhideWhenUsed="1"/>
-    <w:lsdException w:name="Body Text 3" w:semiHidden="1" w:unhideWhenUsed="1"/>
-    <w:lsdException w:name="Body Text Indent 2" w:semiHidden="1" w:unhideWhenUsed="1"/>
-    <w:lsdException w:name="Body Text Indent 3" w:semiHidden="1" w:unhideWhenUsed="1"/>
-    <w:lsdException w:name="Block Text" w:semiHidden="1" w:unhideWhenUsed="1"/>
-    <w:lsdException w:name="Hyperlink" w:semiHidden="1" w:unhideWhenUsed="1"/>
-    <w:lsdException w:name="FollowedHyperlink" w:semiHidden="1" w:unhideWhenUsed="1"/>
-    <w:lsdException w:name="Strong" w:uiPriority="22" w:qFormat="1"/>
-    <w:lsdException w:name="Emphasis" w:uiPriority="20" w:qFormat="1"/>
-    <w:lsdException w:name="Document Map" w:semiHidden="1" w:unhideWhenUsed="1"/>
-    <w:lsdException w:name="Plain Text" w:semiHidden="1" w:unhideWhenUsed="1"/>
-    <w:lsdException w:name="E-mail Signature" w:semiHidden="1" w:unhideWhenUsed="1"/>
-    <w:lsdException w:name="HTML Top of Form" w:semiHidden="1" w:unhideWhenUsed="1"/>
-    <w:lsdException w:name="HTML Bottom of Form" w:semiHidden="1" w:unhideWhenUsed="1"/>
-    <w:lsdException w:name="Normal (Web)" w:semiHidden="1" w:unhideWhenUsed="1"/>
-    <w:lsdException w:name="HTML Acronym" w:semiHidden="1" w:unhideWhenUsed="1"/>
-    <w:lsdException w:name="HTML Address" w:semiHidden="1" w:unhideWhenUsed="1"/>
-    <w:lsdException w:name="HTML Cite" w:semiHidden="1" w:unhideWhenUsed="1"/>
-    <w:lsdException w:name="HTML Code" w:semiHidden="1" w:unhideWhenUsed="1"/>
-    <w:lsdException w:name="HTML Definition" w:semiHidden="1" w:unhideWhenUsed="1"/>
-    <w:lsdException w:name="HTML Keyboard" w:semiHidden="1" w:unhideWhenUsed="1"/>
-    <w:lsdException w:name="HTML Preformatted" w:semiHidden="1" w:unhideWhenUsed="1"/>
-    <w:lsdException w:name="HTML Sample" w:semiHidden="1" w:unhideWhenUsed="1"/>
-    <w:lsdException w:name="HTML Typewriter" w:semiHidden="1" w:unhideWhenUsed="1"/>
-    <w:lsdException w:name="HTML Variable" w:semiHidden="1" w:unhideWhenUsed="1"/>
-    <w:lsdException w:name="Normal Table" w:semiHidden="1" w:unhideWhenUsed="1"/>
-    <w:lsdException w:name="annotation subject" w:semiHidden="1" w:unhideWhenUsed="1"/>
-    <w:lsdException w:name="No List" w:semiHidden="1" w:unhideWhenUsed="1"/>
-    <w:lsdException w:name="Outline List 1" w:semiHidden="1" w:unhideWhenUsed="1"/>
-    <w:lsdException w:name="Outline List 2" w:semiHidden="1" w:unhideWhenUsed="1"/>
-    <w:lsdException w:name="Outline List 3" w:semiHidden="1" w:unhideWhenUsed="1"/>
-    <w:lsdException w:name="Table Simple 1" w:semiHidden="1" w:unhideWhenUsed="1"/>
-    <w:lsdException w:name="Table Simple 2" w:semiHidden="1" w:unhideWhenUsed="1"/>
-    <w:lsdException w:name="Table Simple 3" w:semiHidden="1" w:unhideWhenUsed="1"/>
-    <w:lsdException w:name="Table Classic 1" w:semiHidden="1" w:unhideWhenUsed="1"/>
-    <w:lsdException w:name="Table Classic 2" w:semiHidden="1" w:unhideWhenUsed="1"/>
-    <w:lsdException w:name="Table Classic 3" w:semiHidden="1" w:unhideWhenUsed="1"/>
-    <w:lsdException w:name="Table Classic 4" w:semiHidden="1" w:unhideWhenUsed="1"/>
-    <w:lsdException w:name="Table Colorful 1" w:semiHidden="1" w:unhideWhenUsed="1"/>
-    <w:lsdException w:name="Table Colorful 2" w:semiHidden="1" w:unhideWhenUsed="1"/>
-    <w:lsdException w:name="Table Colorful 3" w:semiHidden="1" w:unhideWhenUsed="1"/>
-    <w:lsdException w:name="Table Columns 1" w:semiHidden="1" w:unhideWhenUsed="1"/>
-    <w:lsdException w:name="Table Columns 2" w:semiHidden="1" w:unhideWhenUsed="1"/>
-    <w:lsdException w:name="Table Columns 3" w:semiHidden="1" w:unhideWhenUsed="1"/>
-    <w:lsdException w:name="Table Columns 4" w:semiHidden="1" w:unhideWhenUsed="1"/>
-    <w:lsdException w:name="Table Columns 5" w:semiHidden="1" w:unhideWhenUsed="1"/>
-    <w:lsdException w:name="Table Grid 1" w:semiHidden="1" w:unhideWhenUsed="1"/>
-    <w:lsdException w:name="Table Grid 2" w:semiHidden="1" w:unhideWhenUsed="1"/>
-    <w:lsdException w:name="Table Grid 3" w:semiHidden="1" w:unhideWhenUsed="1"/>
-    <w:lsdException w:name="Table Grid 4" w:semiHidden="1" w:unhideWhenUsed="1"/>
-    <w:lsdException w:name="Table Grid 5" w:semiHidden="1" w:unhideWhenUsed="1"/>
-    <w:lsdException w:name="Table Grid 6" w:semiHidden="1" w:unhideWhenUsed="1"/>
-    <w:lsdException w:name="Table Grid 7" w:semiHidden="1" w:unhideWhenUsed="1"/>
-    <w:lsdException w:name="Table Grid 8" w:semiHidden="1" w:unhideWhenUsed="1"/>
-    <w:lsdException w:name="Table List 1" w:semiHidden="1" w:unhideWhenUsed="1"/>
-    <w:lsdException w:name="Table List 2" w:semiHidden="1" w:unhideWhenUsed="1"/>
-    <w:lsdException w:name="Table List 3" w:semiHidden="1" w:unhideWhenUsed="1"/>
-    <w:lsdException w:name="Table List 4" w:semiHidden="1" w:unhideWhenUsed="1"/>
-    <w:lsdException w:name="Table List 5" w:semiHidden="1" w:unhideWhenUsed="1"/>
-    <w:lsdException w:name="Table List 6" w:semiHidden="1" w:unhideWhenUsed="1"/>
-    <w:lsdException w:name="Table List 7" w:semiHidden="1" w:unhideWhenUsed="1"/>
-    <w:lsdException w:name="Table List 8" w:semiHidden="1" w:unhideWhenUsed="1"/>
-    <w:lsdException w:name="Table 3D effects 1" w:semiHidden="1" w:unhideWhenUsed="1"/>
-    <w:lsdException w:name="Table 3D effects 2" w:semiHidden="1" w:unhideWhenUsed="1"/>
-    <w:lsdException w:name="Table 3D effects 3" w:semiHidden="1" w:unhideWhenUsed="1"/>
-    <w:lsdException w:name="Table Contemporary" w:semiHidden="1" w:unhideWhenUsed="1"/>
-    <w:lsdException w:name="Table Elegant" w:semiHidden="1" w:unhideWhenUsed="1"/>
-    <w:lsdException w:name="Table Professional" w:semiHidden="1" w:unhideWhenUsed="1"/>
-    <w:lsdException w:name="Table Subtle 1" w:semiHidden="1" w:unhideWhenUsed="1"/>
-    <w:lsdException w:name="Table Subtle 2" w:semiHidden="1" w:unhideWhenUsed="1"/>
-    <w:lsdException w:name="Table Web 1" w:semiHidden="1" w:unhideWhenUsed="1"/>
-    <w:lsdException w:name="Table Web 2" w:semiHidden="1" w:unhideWhenUsed="1"/>
-    <w:lsdException w:name="Table Web 3" w:semiHidden="1" w:unhideWhenUsed="1"/>
-    <w:lsdException w:name="Balloon Text" w:semiHidden="1" w:unhideWhenUsed="1"/>
-    <w:lsdException w:name="Table Grid" w:uiPriority="39"/>
-    <w:lsdException w:name="Table Theme" w:semiHidden="1" w:unhideWhenUsed="1"/>
-    <w:lsdException w:name="Placeholder Text" w:semiHidden="1"/>
-    <w:lsdException w:name="No Spacing" w:uiPriority="1" w:qFormat="1"/>
-    <w:lsdException w:name="Light Shading" w:uiPriority="60"/>
-    <w:lsdException w:name="Light List" w:uiPriority="61"/>
-    <w:lsdException w:name="Light Grid" w:uiPriority="62"/>
-    <w:lsdException w:name="Medium Shading 1" w:uiPriority="63"/>
-    <w:lsdException w:name="Medium Shading 2" w:uiPriority="64"/>
-    <w:lsdException w:name="Medium List 1" w:uiPriority="65"/>
-    <w:lsdException w:name="Medium List 2" w:uiPriority="66"/>
-    <w:lsdException w:name="Medium Grid 1" w:uiPriority="67"/>
-    <w:lsdException w:name="Medium Grid 2" w:uiPriority="68"/>
-    <w:lsdException w:name="Medium Grid 3" w:uiPriority="69"/>
-    <w:lsdException w:name="Dark List" w:uiPriority="70"/>
-    <w:lsdException w:name="Colorful Shading" w:uiPriority="71"/>
-    <w:lsdException w:name="Colorful List" w:uiPriority="72"/>
-    <w:lsdException w:name="Colorful Grid" w:uiPriority="73"/>
-    <w:lsdException w:name="Light Shading Accent 1" w:uiPriority="60"/>
-    <w:lsdException w:name="Light List Accent 1" w:uiPriority="61"/>
-    <w:lsdException w:name="Light Grid Accent 1" w:uiPriority="62"/>
-    <w:lsdException w:name="Medium Shading 1 Accent 1" w:uiPriority="63"/>
-    <w:lsdException w:name="Medium Shading 2 Accent 1" w:uiPriority="64"/>
-    <w:lsdException w:name="Medium List 1 Accent 1" w:uiPriority="65"/>
-    <w:lsdException w:name="Revision" w:semiHidden="1"/>
-    <w:lsdException w:name="List Paragraph" w:uiPriority="34" w:qFormat="1"/>
-    <w:lsdException w:name="Quote" w:uiPriority="29" w:qFormat="1"/>
-    <w:lsdException w:name="Intense Quote" w:uiPriority="30" w:qFormat="1"/>
-    <w:lsdException w:name="Medium List 2 Accent 1" w:uiPriority="66"/>
-    <w:lsdException w:name="Medium Grid 1 Accent 1" w:uiPriority="67"/>
-    <w:lsdException w:name="Medium Grid 2 Accent 1" w:uiPriority="68"/>
-    <w:lsdException w:name="Medium Grid 3 Accent 1" w:uiPriority="69"/>
-    <w:lsdException w:name="Dark List Accent 1" w:uiPriority="70"/>
-    <w:lsdException w:name="Colorful Shading Accent 1" w:uiPriority="71"/>
-    <w:lsdException w:name="Colorful List Accent 1" w:uiPriority="72"/>
-    <w:lsdException w:name="Colorful Grid Accent 1" w:uiPriority="73"/>
-    <w:lsdException w:name="Light Shading Accent 2" w:uiPriority="60"/>
-    <w:lsdException w:name="Light List Accent 2" w:uiPriority="61"/>
-    <w:lsdException w:name="Light Grid Accent 2" w:uiPriority="62"/>
-    <w:lsdException w:name="Medium Shading 1 Accent 2" w:uiPriority="63"/>
-    <w:lsdException w:name="Medium Shading 2 Accent 2" w:uiPriority="64"/>
-    <w:lsdException w:name="Medium List 1 Accent 2" w:uiPriority="65"/>
-    <w:lsdException w:name="Medium List 2 Accent 2" w:uiPriority="66"/>
-    <w:lsdException w:name="Medium Grid 1 Accent 2" w:uiPriority="67"/>
-    <w:lsdException w:name="Medium Grid 2 Accent 2" w:uiPriority="68"/>
-    <w:lsdException w:name="Medium Grid 3 Accent 2" w:uiPriority="69"/>
-    <w:lsdException w:name="Dark List Accent 2" w:uiPriority="70"/>
-    <w:lsdException w:name="Colorful Shading Accent 2" w:uiPriority="71"/>
-    <w:lsdException w:name="Colorful List Accent 2" w:uiPriority="72"/>
-    <w:lsdException w:name="Colorful Grid Accent 2" w:uiPriority="73"/>
-    <w:lsdException w:name="Light Shading Accent 3" w:uiPriority="60"/>
-    <w:lsdException w:name="Light List Accent 3" w:uiPriority="61"/>
-    <w:lsdException w:name="Light Grid Accent 3" w:uiPriority="62"/>
-    <w:lsdException w:name="Medium Shading 1 Accent 3" w:uiPriority="63"/>
-    <w:lsdException w:name="Medium Shading 2 Accent 3" w:uiPriority="64"/>
-    <w:lsdException w:name="Medium List 1 Accent 3" w:uiPriority="65"/>
-    <w:lsdException w:name="Medium List 2 Accent 3" w:uiPriority="66"/>
-    <w:lsdException w:name="Medium Grid 1 Accent 3" w:uiPriority="67"/>
-    <w:lsdException w:name="Medium Grid 2 Accent 3" w:uiPriority="68"/>
-    <w:lsdException w:name="Medium Grid 3 Accent 3" w:uiPriority="69"/>
-    <w:lsdException w:name="Dark List Accent 3" w:uiPriority="70"/>
-    <w:lsdException w:name="Colorful Shading Accent 3" w:uiPriority="71"/>
-    <w:lsdException w:name="Colorful List Accent 3" w:uiPriority="72"/>
-    <w:lsdException w:name="Colorful Grid Accent 3" w:uiPriority="73"/>
-    <w:lsdException w:name="Light Shading Accent 4" w:uiPriority="60"/>
-    <w:lsdException w:name="Light List Accent 4" w:uiPriority="61"/>
-    <w:lsdException w:name="Light Grid Accent 4" w:uiPriority="62"/>
-    <w:lsdException w:name="Medium Shading 1 Accent 4" w:uiPriority="63"/>
-    <w:lsdException w:name="Medium Shading 2 Accent 4" w:uiPriority="64"/>
-    <w:lsdException w:name="Medium List 1 Accent 4" w:uiPriority="65"/>
-    <w:lsdException w:name="Medium List 2 Accent 4" w:uiPriority="66"/>
-    <w:lsdException w:name="Medium Grid 1 Accent 4" w:uiPriority="67"/>
-    <w:lsdException w:name="Medium Grid 2 Accent 4" w:uiPriority="68"/>
-    <w:lsdException w:name="Medium Grid 3 Accent 4" w:uiPriority="69"/>
-    <w:lsdException w:name="Dark List Accent 4" w:uiPriority="70"/>
-    <w:lsdException w:name="Colorful Shading Accent 4" w:uiPriority="71"/>
-    <w:lsdException w:name="Colorful List Accent 4" w:uiPriority="72"/>
-    <w:lsdException w:name="Colorful Grid Accent 4" w:uiPriority="73"/>
-    <w:lsdException w:name="Light Shading Accent 5" w:uiPriority="60"/>
-    <w:lsdException w:name="Light List Accent 5" w:uiPriority="61"/>
-    <w:lsdException w:name="Light Grid Accent 5" w:uiPriority="62"/>
-    <w:lsdException w:name="Medium Shading 1 Accent 5" w:uiPriority="63"/>
-    <w:lsdException w:name="Medium Shading 2 Accent 5" w:uiPriority="64"/>
-    <w:lsdException w:name="Medium List 1 Accent 5" w:uiPriority="65"/>
-    <w:lsdException w:name="Medium List 2 Accent 5" w:uiPriority="66"/>
-    <w:lsdException w:name="Medium Grid 1 Accent 5" w:uiPriority="67"/>
-    <w:lsdException w:name="Medium Grid 2 Accent 5" w:uiPriority="68"/>
-    <w:lsdException w:name="Medium Grid 3 Accent 5" w:uiPriority="69"/>
-    <w:lsdException w:name="Dark List Accent 5" w:uiPriority="70"/>
-    <w:lsdException w:name="Colorful Shading Accent 5" w:uiPriority="71"/>
-    <w:lsdException w:name="Colorful List Accent 5" w:uiPriority="72"/>
-    <w:lsdException w:name="Colorful Grid Accent 5" w:uiPriority="73"/>
-    <w:lsdException w:name="Light Shading Accent 6" w:uiPriority="60"/>
-    <w:lsdException w:name="Light List Accent 6" w:uiPriority="61"/>
-    <w:lsdException w:name="Light Grid Accent 6" w:uiPriority="62"/>
-    <w:lsdException w:name="Medium Shading 1 Accent 6" w:uiPriority="63"/>
-    <w:lsdException w:name="Medium Shading 2 Accent 6" w:uiPriority="64"/>
-    <w:lsdException w:name="Medium List 1 Accent 6" w:uiPriority="65"/>
-    <w:lsdException w:name="Medium List 2 Accent 6" w:uiPriority="66"/>
-    <w:lsdException w:name="Medium Grid 1 Accent 6" w:uiPriority="67"/>
-    <w:lsdException w:name="Medium Grid 2 Accent 6" w:uiPriority="68"/>
-    <w:lsdException w:name="Medium Grid 3 Accent 6" w:uiPriority="69"/>
-    <w:lsdException w:name="Dark List Accent 6" w:uiPriority="70"/>
-    <w:lsdException w:name="Colorful Shading Accent 6" w:uiPriority="71"/>
-    <w:lsdException w:name="Colorful List Accent 6" w:uiPriority="72"/>
-    <w:lsdException w:name="Colorful Grid Accent 6" w:uiPriority="73"/>
-    <w:lsdException w:name="Subtle Emphasis" w:uiPriority="19" w:qFormat="1"/>
-    <w:lsdException w:name="Intense Emphasis" w:uiPriority="21" w:qFormat="1"/>
-    <w:lsdException w:name="Subtle Reference" w:uiPriority="31" w:qFormat="1"/>
-    <w:lsdException w:name="Intense Reference" w:uiPriority="32" w:qFormat="1"/>
-    <w:lsdException w:name="Book Title" w:uiPriority="33" w:qFormat="1"/>
-    <w:lsdException w:name="Bibliography" w:semiHidden="1" w:uiPriority="37" w:unhideWhenUsed="1"/>
-    <w:lsdException w:name="TOC Heading" w:semiHidden="1" w:uiPriority="39" w:unhideWhenUsed="1" w:qFormat="1"/>
-    <w:lsdException w:name="Plain Table 1" w:uiPriority="41"/>
-    <w:lsdException w:name="Plain Table 2" w:uiPriority="42"/>
-    <w:lsdException w:name="Plain Table 3" w:uiPriority="43"/>
-    <w:lsdException w:name="Plain Table 4" w:uiPriority="44"/>
-    <w:lsdException w:name="Plain Table 5" w:uiPriority="45"/>
-    <w:lsdException w:name="Grid Table Light" w:uiPriority="40"/>
-    <w:lsdException w:name="Grid Table 1 Light" w:uiPriority="46"/>
-    <w:lsdException w:name="Grid Table 2" w:uiPriority="47"/>
-    <w:lsdException w:name="Grid Table 3" w:uiPriority="48"/>
-    <w:lsdException w:name="Grid Table 4" w:uiPriority="49"/>
-    <w:lsdException w:name="Grid Table 5 Dark" w:uiPriority="50"/>
-    <w:lsdException w:name="Grid Table 6 Colorful" w:uiPriority="51"/>
-    <w:lsdException w:name="Grid Table 7 Colorful" w:uiPriority="52"/>
-    <w:lsdException w:name="Grid Table 1 Light Accent 1" w:uiPriority="46"/>
-    <w:lsdException w:name="Grid Table 2 Accent 1" w:uiPriority="47"/>
-    <w:lsdException w:name="Grid Table 3 Accent 1" w:uiPriority="48"/>
-    <w:lsdException w:name="Grid Table 4 Accent 1" w:uiPriority="49"/>
-    <w:lsdException w:name="Grid Table 5 Dark Accent 1" w:uiPriority="50"/>
-    <w:lsdException w:name="Grid Table 6 Colorful Accent 1" w:uiPriority="51"/>
-    <w:lsdException w:name="Grid Table 7 Colorful Accent 1" w:uiPriority="52"/>
-    <w:lsdException w:name="Grid Table 1 Light Accent 2" w:uiPriority="46"/>
-    <w:lsdException w:name="Grid Table 2 Accent 2" w:uiPriority="47"/>
-    <w:lsdException w:name="Grid Table 3 Accent 2" w:uiPriority="48"/>
-    <w:lsdException w:name="Grid Table 4 Accent 2" w:uiPriority="49"/>
-    <w:lsdException w:name="Grid Table 5 Dark Accent 2" w:uiPriority="50"/>
-    <w:lsdException w:name="Grid Table 6 Colorful Accent 2" w:uiPriority="51"/>
-    <w:lsdException w:name="Grid Table 7 Colorful Accent 2" w:uiPriority="52"/>
-    <w:lsdException w:name="Grid Table 1 Light Accent 3" w:uiPriority="46"/>
-    <w:lsdException w:name="Grid Table 2 Accent 3" w:uiPriority="47"/>
-    <w:lsdException w:name="Grid Table 3 Accent 3" w:uiPriority="48"/>
-    <w:lsdException w:name="Grid Table 4 Accent 3" w:uiPriority="49"/>
-    <w:lsdException w:name="Grid Table 5 Dark Accent 3" w:uiPriority="50"/>
-    <w:lsdException w:name="Grid Table 6 Colorful Accent 3" w:uiPriority="51"/>
-    <w:lsdException w:name="Grid Table 7 Colorful Accent 3" w:uiPriority="52"/>
-    <w:lsdException w:name="Grid Table 1 Light Accent 4" w:uiPriority="46"/>
-    <w:lsdException w:name="Grid Table 2 Accent 4" w:uiPriority="47"/>
-    <w:lsdException w:name="Grid Table 3 Accent 4" w:uiPriority="48"/>
-    <w:lsdException w:name="Grid Table 4 Accent 4" w:uiPriority="49"/>
-    <w:lsdException w:name="Grid Table 5 Dark Accent 4" w:uiPriority="50"/>
-    <w:lsdException w:name="Grid Table 6 Colorful Accent 4" w:uiPriority="51"/>
-    <w:lsdException w:name="Grid Table 7 Colorful Accent 4" w:uiPriority="52"/>
-    <w:lsdException w:name="Grid Table 1 Light Accent 5" w:uiPriority="46"/>
-    <w:lsdException w:name="Grid Table 2 Accent 5" w:uiPriority="47"/>
-    <w:lsdException w:name="Grid Table 3 Accent 5" w:uiPriority="48"/>
-    <w:lsdException w:name="Grid Table 4 Accent 5" w:uiPriority="49"/>
-    <w:lsdException w:name="Grid Table 5 Dark Accent 5" w:uiPriority="50"/>
-    <w:lsdException w:name="Grid Table 6 Colorful Accent 5" w:uiPriority="51"/>
-    <w:lsdException w:name="Grid Table 7 Colorful Accent 5" w:uiPriority="52"/>
-    <w:lsdException w:name="Grid Table 1 Light Accent 6" w:uiPriority="46"/>
-    <w:lsdException w:name="Grid Table 2 Accent 6" w:uiPriority="47"/>
-    <w:lsdException w:name="Grid Table 3 Accent 6" w:uiPriority="48"/>
-    <w:lsdException w:name="Grid Table 4 Accent 6" w:uiPriority="49"/>
-    <w:lsdException w:name="Grid Table 5 Dark Accent 6" w:uiPriority="50"/>
-    <w:lsdException w:name="Grid Table 6 Colorful Accent 6" w:uiPriority="51"/>
-    <w:lsdException w:name="Grid Table 7 Colorful Accent 6" w:uiPriority="52"/>
-    <w:lsdException w:name="List Table 1 Light" w:uiPriority="46"/>
-    <w:lsdException w:name="List Table 2" w:uiPriority="47"/>
-    <w:lsdException w:name="List Table 3" w:uiPriority="48"/>
-    <w:lsdException w:name="List Table 4" w:uiPriority="49"/>
-    <w:lsdException w:name="List Table 5 Dark" w:uiPriority="50"/>
-    <w:lsdException w:name="List Table 6 Colorful" w:uiPriority="51"/>
-    <w:lsdException w:name="List Table 7 Colorful" w:uiPriority="52"/>
-    <w:lsdException w:name="List Table 1 Light Accent 1" w:uiPriority="46"/>
-    <w:lsdException w:name="List Table 2 Accent 1" w:uiPriority="47"/>
-    <w:lsdException w:name="List Table 3 Accent 1" w:uiPriority="48"/>
-    <w:lsdException w:name="List Table 4 Accent 1" w:uiPriority="49"/>
-    <w:lsdException w:name="List Table 5 Dark Accent 1" w:uiPriority="50"/>
-    <w:lsdException w:name="List Table 6 Colorful Accent 1" w:uiPriority="51"/>
-    <w:lsdException w:name="List Table 7 Colorful Accent 1" w:uiPriority="52"/>
-    <w:lsdException w:name="List Table 1 Light Accent 2" w:uiPriority="46"/>
-    <w:lsdException w:name="List Table 2 Accent 2" w:uiPriority="47"/>
-    <w:lsdException w:name="List Table 3 Accent 2" w:uiPriority="48"/>
-    <w:lsdException w:name="List Table 4 Accent 2" w:uiPriority="49"/>
-    <w:lsdException w:name="List Table 5 Dark Accent 2" w:uiPriority="50"/>
-    <w:lsdException w:name="List Table 6 Colorful Accent 2" w:uiPriority="51"/>
-    <w:lsdException w:name="List Table 7 Colorful Accent 2" w:uiPriority="52"/>
-    <w:lsdException w:name="List Table 1 Light Accent 3" w:uiPriority="46"/>
-    <w:lsdException w:name="List Table 2 Accent 3" w:uiPriority="47"/>
-    <w:lsdException w:name="List Table 3 Accent 3" w:uiPriority="48"/>
-    <w:lsdException w:name="List Table 4 Accent 3" w:uiPriority="49"/>
-    <w:lsdException w:name="List Table 5 Dark Accent 3" w:uiPriority="50"/>
-    <w:lsdException w:name="List Table 6 Colorful Accent 3" w:uiPriority="51"/>
-    <w:lsdException w:name="List Table 7 Colorful Accent 3" w:uiPriority="52"/>
-    <w:lsdException w:name="List Table 1 Light Accent 4" w:uiPriority="46"/>
-    <w:lsdException w:name="List Table 2 Accent 4" w:uiPriority="47"/>
-    <w:lsdException w:name="List Table 3 Accent 4" w:uiPriority="48"/>
-    <w:lsdException w:name="List Table 4 Accent 4" w:uiPriority="49"/>
-    <w:lsdException w:name="List Table 5 Dark Accent 4" w:uiPriority="50"/>
-    <w:lsdException w:name="List Table 6 Colorful Accent 4" w:uiPriority="51"/>
-    <w:lsdException w:name="List Table 7 Colorful Accent 4" w:uiPriority="52"/>
-    <w:lsdException w:name="List Table 1 Light Accent 5" w:uiPriority="46"/>
-    <w:lsdException w:name="List Table 2 Accent 5" w:uiPriority="47"/>
-    <w:lsdException w:name="List Table 3 Accent 5" w:uiPriority="48"/>
-    <w:lsdException w:name="List Table 4 Accent 5" w:uiPriority="49"/>
-    <w:lsdException w:name="List Table 5 Dark Accent 5" w:uiPriority="50"/>
-    <w:lsdException w:name="List Table 6 Colorful Accent 5" w:uiPriority="51"/>
-    <w:lsdException w:name="List Table 7 Colorful Accent 5" w:uiPriority="52"/>
-    <w:lsdException w:name="List Table 1 Light Accent 6" w:uiPriority="46"/>
-    <w:lsdException w:name="List Table 2 Accent 6" w:uiPriority="47"/>
-    <w:lsdException w:name="List Table 3 Accent 6" w:uiPriority="48"/>
-    <w:lsdException w:name="List Table 4 Accent 6" w:uiPriority="49"/>
-    <w:lsdException w:name="List Table 5 Dark Accent 6" w:uiPriority="50"/>
-    <w:lsdException w:name="List Table 6 Colorful Accent 6" w:uiPriority="51"/>
-    <w:lsdException w:name="List Table 7 Colorful Accent 6" w:uiPriority="52"/>
-    <w:lsdException w:name="Mention" w:semiHidden="1" w:unhideWhenUsed="1"/>
-    <w:lsdException w:name="Smart Hyperlink" w:semiHidden="1" w:unhideWhenUsed="1"/>
-    <w:lsdException w:name="Hashtag" w:semiHidden="1" w:unhideWhenUsed="1"/>
-    <w:lsdException w:name="Unresolved Mention" w:semiHidden="1" w:unhideWhenUsed="1"/>
-    <w:lsdException w:name="Smart Link" w:semiHidden="1" w:unhideWhenUsed="1"/>
-  </w:latentStyles>
-  <w:style w:type="paragraph" w:default="1" w:styleId="Normal">
-    <w:name w:val="Normal"/>
-    <w:qFormat/>
-    <w:rsid w:val="0055724A"/>
-    <w:rPr>
-      <w:rFonts w:cs="Times New Roman"/>
-      <w:sz w:val="3276"/>
-      <w:szCs w:val="3276"/>
-    </w:rPr>
-  </w:style>
-  <w:style w:type="paragraph" w:styleId="Heading1">
-    <w:name w:val="heading 1"/>
-    <w:basedOn w:val="Normal"/>
-    <w:next w:val="Normal"/>
-    <w:link w:val="Heading1Char"/>
-    <w:uiPriority w:val="9"/>
-    <w:qFormat/>
-    <w:rsid w:val="00125C9F"/>
-    <w:pPr>
-      <w:keepNext/>
-      <w:keepLines/>
-      <w:spacing w:after="0" w:line="240" w:lineRule="auto"/>
-      <w:jc w:val="center"/>
-      <w:outlineLvl w:val="0"/>
-    </w:pPr>
-    <w:rPr>
-      <w:rFonts w:asciiTheme="majorHAnsi" w:eastAsiaTheme="majorEastAsia" w:hAnsiTheme="majorHAnsi" w:cstheme="majorBidi"/>
-      <w:b/>
-      <w:i/>
-      <w:color w:val="FFFFFF" w:themeColor="background1"/>
-      <w:sz w:val="72"/>
-      <w:szCs w:val="32"/>
-      <w:lang w:val="en-US" w:eastAsia="en-US"/>
-      <w14:shadow w14:blurRad="0" w14:dist="38100" w14:dir="2640000" w14:sx="100000" w14:sy="100000" w14:kx="0" w14:ky="0" w14:algn="ctr">
-        <w14:schemeClr w14:val="tx1"/>
-      </w14:shadow>
-    </w:rPr>
-  </w:style>
-  <w:style w:type="character" w:default="1" w:styleId="DefaultParagraphFont">
-    <w:name w:val="Default Paragraph Font"/>
-    <w:uiPriority w:val="1"/>
-    <w:semiHidden/>
-    <w:unhideWhenUsed/>
-  </w:style>
-  <w:style w:type="table" w:default="1" w:styleId="TableNormal">
-    <w:name w:val="Normal Table"/>
-    <w:uiPriority w:val="99"/>
-    <w:semiHidden/>
-    <w:unhideWhenUsed/>
-    <w:tblPr>
-      <w:tblInd w:w="0" w:type="dxa"/>
-      <w:tblCellMar>
-        <w:top w:w="0" w:type="dxa"/>
-        <w:left w:w="108" w:type="dxa"/>
-        <w:bottom w:w="0" w:type="dxa"/>
-        <w:right w:w="108" w:type="dxa"/>
-      </w:tblCellMar>
-    </w:tblPr>
-  </w:style>
-  <w:style w:type="numbering" w:default="1" w:styleId="NoList">
-    <w:name w:val="No List"/>
-    <w:uiPriority w:val="99"/>
-    <w:semiHidden/>
-    <w:unhideWhenUsed/>
-  </w:style>
-  <w:style w:type="character" w:styleId="PlaceholderText">
-    <w:name w:val="Placeholder Text"/>
-    <w:basedOn w:val="DefaultParagraphFont"/>
-    <w:uiPriority w:val="99"/>
-    <w:semiHidden/>
-    <w:rsid w:val="00125C9F"/>
-    <w:rPr>
-      <w:color w:val="808080"/>
-    </w:rPr>
-  </w:style>
-  <w:style w:type="paragraph" w:customStyle="1" w:styleId="496B7F8408F64E8E95E6AB4C071F02262">
-    <w:name w:val="496B7F8408F64E8E95E6AB4C071F02262"/>
-    <w:rsid w:val="0055724A"/>
-    <w:pPr>
-      <w:spacing w:before="240" w:after="0" w:line="240" w:lineRule="auto"/>
-      <w:jc w:val="center"/>
-    </w:pPr>
-    <w:rPr>
-      <w:rFonts w:eastAsiaTheme="minorHAnsi"/>
-      <w:color w:val="FFFFFF" w:themeColor="background1"/>
-      <w:sz w:val="32"/>
-      <w:szCs w:val="32"/>
-      <w:lang w:val="en-US" w:eastAsia="en-US"/>
-    </w:rPr>
-  </w:style>
-  <w:style w:type="paragraph" w:customStyle="1" w:styleId="E01FEA2911FB4EBAAD43D7FC3FCA0D03">
-    <w:name w:val="E01FEA2911FB4EBAAD43D7FC3FCA0D03"/>
-    <w:rsid w:val="00125C9F"/>
-    <w:pPr>
-      <w:keepNext/>
-      <w:keepLines/>
-      <w:spacing w:after="0" w:line="240" w:lineRule="auto"/>
-      <w:jc w:val="center"/>
-      <w:outlineLvl w:val="0"/>
-    </w:pPr>
-    <w:rPr>
-      <w:rFonts w:asciiTheme="majorHAnsi" w:eastAsiaTheme="majorEastAsia" w:hAnsiTheme="majorHAnsi" w:cstheme="majorBidi"/>
-      <w:b/>
-      <w:i/>
-      <w:color w:val="FFFFFF" w:themeColor="background1"/>
-      <w:sz w:val="72"/>
-      <w:szCs w:val="32"/>
-      <w:lang w:val="en-US" w:eastAsia="en-US"/>
-      <w14:shadow w14:blurRad="0" w14:dist="38100" w14:dir="2640000" w14:sx="100000" w14:sy="100000" w14:kx="0" w14:ky="0" w14:algn="ctr">
-        <w14:schemeClr w14:val="tx1"/>
-      </w14:shadow>
-    </w:rPr>
-  </w:style>
-  <w:style w:type="paragraph" w:customStyle="1" w:styleId="E94A9C4D687B45F99C9E43B31D5DC297">
-    <w:name w:val="E94A9C4D687B45F99C9E43B31D5DC297"/>
-    <w:rsid w:val="0055724A"/>
-  </w:style>
-  <w:style w:type="character" w:customStyle="1" w:styleId="Heading1Char">
-    <w:name w:val="Heading 1 Char"/>
-    <w:basedOn w:val="DefaultParagraphFont"/>
-    <w:link w:val="Heading1"/>
-    <w:uiPriority w:val="9"/>
-    <w:rsid w:val="00125C9F"/>
-    <w:rPr>
-      <w:rFonts w:asciiTheme="majorHAnsi" w:eastAsiaTheme="majorEastAsia" w:hAnsiTheme="majorHAnsi" w:cstheme="majorBidi"/>
-      <w:b/>
-      <w:i/>
-      <w:color w:val="FFFFFF" w:themeColor="background1"/>
-      <w:sz w:val="72"/>
-      <w:szCs w:val="32"/>
-      <w:lang w:val="en-US" w:eastAsia="en-US"/>
-      <w14:shadow w14:blurRad="0" w14:dist="38100" w14:dir="2640000" w14:sx="100000" w14:sy="100000" w14:kx="0" w14:ky="0" w14:algn="ctr">
-        <w14:schemeClr w14:val="tx1"/>
-      </w14:shadow>
-    </w:rPr>
-  </w:style>
-  <w:style w:type="paragraph" w:customStyle="1" w:styleId="722D14CB8F0747398A9AE124BB4409D2">
-    <w:name w:val="722D14CB8F0747398A9AE124BB4409D2"/>
-    <w:rsid w:val="00C11B65"/>
-  </w:style>
-  <w:style w:type="paragraph" w:customStyle="1" w:styleId="1FEA6DC7D5754AA2ABED7366B764B7D1">
-    <w:name w:val="1FEA6DC7D5754AA2ABED7366B764B7D1"/>
-    <w:rsid w:val="00C11B65"/>
-  </w:style>
-  <w:style w:type="paragraph" w:customStyle="1" w:styleId="A9C426C24744415CAA9F764C29F141DF">
-    <w:name w:val="A9C426C24744415CAA9F764C29F141DF"/>
-    <w:rsid w:val="00C11B65"/>
-  </w:style>
-  <w:style w:type="paragraph" w:customStyle="1" w:styleId="E01FEA2911FB4EBAAD43D7FC3FCA0D032">
-    <w:name w:val="E01FEA2911FB4EBAAD43D7FC3FCA0D032"/>
-    <w:rsid w:val="00C11B65"/>
-    <w:pPr>
-      <w:keepNext/>
-      <w:keepLines/>
-      <w:spacing w:after="0" w:line="240" w:lineRule="auto"/>
-      <w:jc w:val="center"/>
-      <w:outlineLvl w:val="0"/>
-    </w:pPr>
-    <w:rPr>
-      <w:rFonts w:asciiTheme="majorHAnsi" w:eastAsiaTheme="majorEastAsia" w:hAnsiTheme="majorHAnsi" w:cstheme="majorBidi"/>
-      <w:b/>
-      <w:i/>
-      <w:color w:val="FFFFFF" w:themeColor="background1"/>
-      <w:sz w:val="72"/>
-      <w:szCs w:val="32"/>
-      <w:lang w:val="en-US" w:eastAsia="en-US"/>
-      <w14:shadow w14:blurRad="0" w14:dist="38100" w14:dir="2640000" w14:sx="100000" w14:sy="100000" w14:kx="0" w14:ky="0" w14:algn="ctr">
-        <w14:schemeClr w14:val="tx1"/>
-      </w14:shadow>
-    </w:rPr>
-  </w:style>
-</w:styles>
-</file>
-
-<file path=word/glossary/webSettings2.xml><?xml version="1.0" encoding="utf-8"?>
-<w:webSettings xmlns:mc="http://schemas.openxmlformats.org/markup-compatibility/2006" xmlns:r="http://schemas.openxmlformats.org/officeDocument/2006/relationships" xmlns:w="http://schemas.openxmlformats.org/wordprocessingml/2006/main" xmlns:w14="http://schemas.microsoft.com/office/word/2010/wordml" xmlns:w15="http://schemas.microsoft.com/office/word/2012/wordml" xmlns:w16cex="http://schemas.microsoft.com/office/word/2018/wordml/cex" xmlns:w16cid="http://schemas.microsoft.com/office/word/2016/wordml/cid" xmlns:w16="http://schemas.microsoft.com/office/word/2018/wordml" xmlns:w16du="http://schemas.microsoft.com/office/word/2023/wordml/word16du" xmlns:w16sdtdh="http://schemas.microsoft.com/office/word/2020/wordml/sdtdatahash" xmlns:w16se="http://schemas.microsoft.com/office/word/2015/wordml/symex" mc:Ignorable="w14 w15 w16se w16cid w16 w16cex w16sdtdh w16du">
-  <w:optimizeForBrowser/>
-  <w:allowPNG/>
-</w:webSettings>
-</file>
-
 <file path=word/theme/theme11.xml><?xml version="1.0" encoding="utf-8"?>
 <a:theme xmlns:a="http://schemas.openxmlformats.org/drawingml/2006/main" name="Office Theme">
   <a:themeElements>
@@ -3903,359 +3004,6 @@
 </a:theme>
 </file>
 
-<file path=customXml/item13.xml><?xml version="1.0" encoding="utf-8"?>
-<ct:contentTypeSchema xmlns:ct="http://schemas.microsoft.com/office/2006/metadata/contentType" xmlns:ma="http://schemas.microsoft.com/office/2006/metadata/properties/metaAttributes" ct:_="" ma:_="" ma:contentTypeName="Document" ma:contentTypeID="0x01010079F111ED35F8CC479449609E8A0923A6" ma:contentTypeVersion="28" ma:contentTypeDescription="Create a new document." ma:contentTypeScope="" ma:versionID="60f5a4f2d2b0abadcf532d48ebf9cb71">
-  <xsd:schema xmlns:xsd="http://www.w3.org/2001/XMLSchema" xmlns:xs="http://www.w3.org/2001/XMLSchema" xmlns:p="http://schemas.microsoft.com/office/2006/metadata/properties" xmlns:ns1="http://schemas.microsoft.com/sharepoint/v3" xmlns:ns2="71af3243-3dd4-4a8d-8c0d-dd76da1f02a5" xmlns:ns3="16c05727-aa75-4e4a-9b5f-8a80a1165891" xmlns:ns4="230e9df3-be65-4c73-a93b-d1236ebd677e" targetNamespace="http://schemas.microsoft.com/office/2006/metadata/properties" ma:root="true" ma:fieldsID="7dd78129e6a1811f84807ad11c651531" ns1:_="" ns2:_="" ns3:_="" ns4:_="">
-    <xsd:import namespace="http://schemas.microsoft.com/sharepoint/v3"/>
-    <xsd:import namespace="71af3243-3dd4-4a8d-8c0d-dd76da1f02a5"/>
-    <xsd:import namespace="16c05727-aa75-4e4a-9b5f-8a80a1165891"/>
-    <xsd:import namespace="230e9df3-be65-4c73-a93b-d1236ebd677e"/>
-    <xsd:element name="properties">
-      <xsd:complexType>
-        <xsd:sequence>
-          <xsd:element name="documentManagement">
-            <xsd:complexType>
-              <xsd:all>
-                <xsd:element ref="ns2:Status" minOccurs="0"/>
-                <xsd:element ref="ns2:Image" minOccurs="0"/>
-                <xsd:element ref="ns2:MediaServiceMetadata" minOccurs="0"/>
-                <xsd:element ref="ns2:MediaServiceFastMetadata" minOccurs="0"/>
-                <xsd:element ref="ns2:MediaServiceOCR" minOccurs="0"/>
-                <xsd:element ref="ns2:MediaServiceAutoTags" minOccurs="0"/>
-                <xsd:element ref="ns2:MediaServiceEventHashCode" minOccurs="0"/>
-                <xsd:element ref="ns2:MediaServiceGenerationTime" minOccurs="0"/>
-                <xsd:element ref="ns3:SharedWithUsers" minOccurs="0"/>
-                <xsd:element ref="ns3:SharedWithDetails" minOccurs="0"/>
-                <xsd:element ref="ns2:MediaServiceAutoKeyPoints" minOccurs="0"/>
-                <xsd:element ref="ns2:MediaServiceKeyPoints" minOccurs="0"/>
-                <xsd:element ref="ns2:MediaServiceDateTaken" minOccurs="0"/>
-                <xsd:element ref="ns1:_ip_UnifiedCompliancePolicyProperties" minOccurs="0"/>
-                <xsd:element ref="ns1:_ip_UnifiedCompliancePolicyUIAction" minOccurs="0"/>
-                <xsd:element ref="ns4:TaxCatchAll" minOccurs="0"/>
-                <xsd:element ref="ns2:ImageTagsTaxHTField" minOccurs="0"/>
-                <xsd:element ref="ns2:MediaServiceLocation" minOccurs="0"/>
-                <xsd:element ref="ns2:MediaLengthInSeconds" minOccurs="0"/>
-                <xsd:element ref="ns2:Background" minOccurs="0"/>
-                <xsd:element ref="ns2:MediaServiceSearchProperties" minOccurs="0"/>
-                <xsd:element ref="ns2:MediaServiceDocTags" minOccurs="0"/>
-                <xsd:element ref="ns2:MediaServiceObjectDetectorVersions" minOccurs="0"/>
-                <xsd:element ref="ns2:MediaServiceSystemTags" minOccurs="0"/>
-              </xsd:all>
-            </xsd:complexType>
-          </xsd:element>
-        </xsd:sequence>
-      </xsd:complexType>
-    </xsd:element>
-  </xsd:schema>
-  <xsd:schema xmlns:xsd="http://www.w3.org/2001/XMLSchema" xmlns:xs="http://www.w3.org/2001/XMLSchema" xmlns:dms="http://schemas.microsoft.com/office/2006/documentManagement/types" xmlns:pc="http://schemas.microsoft.com/office/infopath/2007/PartnerControls" targetNamespace="http://schemas.microsoft.com/sharepoint/v3" elementFormDefault="qualified">
-    <xsd:import namespace="http://schemas.microsoft.com/office/2006/documentManagement/types"/>
-    <xsd:import namespace="http://schemas.microsoft.com/office/infopath/2007/PartnerControls"/>
-    <xsd:element name="_ip_UnifiedCompliancePolicyProperties" ma:index="20" nillable="true" ma:displayName="Unified Compliance Policy Properties" ma:hidden="true" ma:internalName="_ip_UnifiedCompliancePolicyProperties" ma:readOnly="false">
-      <xsd:simpleType>
-        <xsd:restriction base="dms:Note"/>
-      </xsd:simpleType>
-    </xsd:element>
-    <xsd:element name="_ip_UnifiedCompliancePolicyUIAction" ma:index="21" nillable="true" ma:displayName="Unified Compliance Policy UI Action" ma:hidden="true" ma:internalName="_ip_UnifiedCompliancePolicyUIAction" ma:readOnly="false">
-      <xsd:simpleType>
-        <xsd:restriction base="dms:Text"/>
-      </xsd:simpleType>
-    </xsd:element>
-  </xsd:schema>
-  <xsd:schema xmlns:xsd="http://www.w3.org/2001/XMLSchema" xmlns:xs="http://www.w3.org/2001/XMLSchema" xmlns:dms="http://schemas.microsoft.com/office/2006/documentManagement/types" xmlns:pc="http://schemas.microsoft.com/office/infopath/2007/PartnerControls" targetNamespace="71af3243-3dd4-4a8d-8c0d-dd76da1f02a5" elementFormDefault="qualified">
-    <xsd:import namespace="http://schemas.microsoft.com/office/2006/documentManagement/types"/>
-    <xsd:import namespace="http://schemas.microsoft.com/office/infopath/2007/PartnerControls"/>
-    <xsd:element name="Status" ma:index="2" nillable="true" ma:displayName="Status" ma:default="Not started" ma:format="Dropdown" ma:internalName="Status" ma:readOnly="false">
-      <xsd:simpleType>
-        <xsd:restriction base="dms:Choice">
-          <xsd:enumeration value="Not started"/>
-          <xsd:enumeration value="In Progress"/>
-          <xsd:enumeration value="Completed"/>
-        </xsd:restriction>
-      </xsd:simpleType>
-    </xsd:element>
-    <xsd:element name="Image" ma:index="3" nillable="true" ma:displayName="Image" ma:format="Image" ma:internalName="Image" ma:readOnly="false">
-      <xsd:complexType>
-        <xsd:complexContent>
-          <xsd:extension base="dms:URL">
-            <xsd:sequence>
-              <xsd:element name="Url" type="dms:ValidUrl" minOccurs="0" nillable="true"/>
-              <xsd:element name="Description" type="xsd:string" nillable="true"/>
-            </xsd:sequence>
-          </xsd:extension>
-        </xsd:complexContent>
-      </xsd:complexType>
-    </xsd:element>
-    <xsd:element name="MediaServiceMetadata" ma:index="8" nillable="true" ma:displayName="MediaServiceMetadata" ma:hidden="true" ma:internalName="MediaServiceMetadata" ma:readOnly="true">
-      <xsd:simpleType>
-        <xsd:restriction base="dms:Note"/>
-      </xsd:simpleType>
-    </xsd:element>
-    <xsd:element name="MediaServiceFastMetadata" ma:index="9" nillable="true" ma:displayName="MediaServiceFastMetadata" ma:hidden="true" ma:internalName="MediaServiceFastMetadata" ma:readOnly="true">
-      <xsd:simpleType>
-        <xsd:restriction base="dms:Note"/>
-      </xsd:simpleType>
-    </xsd:element>
-    <xsd:element name="MediaServiceOCR" ma:index="10" nillable="true" ma:displayName="MediaServiceOCR" ma:hidden="true" ma:internalName="MediaServiceOCR" ma:readOnly="true">
-      <xsd:simpleType>
-        <xsd:restriction base="dms:Note"/>
-      </xsd:simpleType>
-    </xsd:element>
-    <xsd:element name="MediaServiceAutoTags" ma:index="11" nillable="true" ma:displayName="MediaServiceAutoTags" ma:hidden="true" ma:internalName="MediaServiceAutoTags" ma:readOnly="true">
-      <xsd:simpleType>
-        <xsd:restriction base="dms:Text"/>
-      </xsd:simpleType>
-    </xsd:element>
-    <xsd:element name="MediaServiceEventHashCode" ma:index="12" nillable="true" ma:displayName="MediaServiceEventHashCode" ma:hidden="true" ma:internalName="MediaServiceEventHashCode" ma:readOnly="true">
-      <xsd:simpleType>
-        <xsd:restriction base="dms:Text"/>
-      </xsd:simpleType>
-    </xsd:element>
-    <xsd:element name="MediaServiceGenerationTime" ma:index="13" nillable="true" ma:displayName="MediaServiceGenerationTime" ma:hidden="true" ma:internalName="MediaServiceGenerationTime" ma:readOnly="true">
-      <xsd:simpleType>
-        <xsd:restriction base="dms:Text"/>
-      </xsd:simpleType>
-    </xsd:element>
-    <xsd:element name="MediaServiceAutoKeyPoints" ma:index="16" nillable="true" ma:displayName="MediaServiceAutoKeyPoints" ma:hidden="true" ma:internalName="MediaServiceAutoKeyPoints" ma:readOnly="true">
-      <xsd:simpleType>
-        <xsd:restriction base="dms:Note"/>
-      </xsd:simpleType>
-    </xsd:element>
-    <xsd:element name="MediaServiceKeyPoints" ma:index="17" nillable="true" ma:displayName="KeyPoints" ma:hidden="true" ma:internalName="MediaServiceKeyPoints" ma:readOnly="false">
-      <xsd:simpleType>
-        <xsd:restriction base="dms:Note"/>
-      </xsd:simpleType>
-    </xsd:element>
-    <xsd:element name="MediaServiceDateTaken" ma:index="18" nillable="true" ma:displayName="MediaServiceDateTaken" ma:hidden="true" ma:internalName="MediaServiceDateTaken" ma:readOnly="true">
-      <xsd:simpleType>
-        <xsd:restriction base="dms:Text"/>
-      </xsd:simpleType>
-    </xsd:element>
-    <xsd:element name="ImageTagsTaxHTField" ma:index="25" nillable="true" ma:taxonomy="true" ma:internalName="ImageTagsTaxHTField" ma:taxonomyFieldName="MediaServiceImageTags" ma:displayName="Image Tags" ma:readOnly="false" ma:fieldId="{5cf76f15-5ced-4ddc-b409-7134ff3c332f}" ma:taxonomyMulti="true" ma:sspId="e385fb40-52d4-4fae-9c5b-3e8ff8a5878e" ma:termSetId="09814cd3-568e-fe90-9814-8d621ff8fb84" ma:anchorId="fba54fb3-c3e1-fe81-a776-ca4b69148c4d" ma:open="true" ma:isKeyword="false">
-      <xsd:complexType>
-        <xsd:sequence>
-          <xsd:element ref="pc:Terms" minOccurs="0" maxOccurs="1"/>
-        </xsd:sequence>
-      </xsd:complexType>
-    </xsd:element>
-    <xsd:element name="MediaServiceLocation" ma:index="26" nillable="true" ma:displayName="Location" ma:hidden="true" ma:internalName="MediaServiceLocation" ma:readOnly="true">
-      <xsd:simpleType>
-        <xsd:restriction base="dms:Text"/>
-      </xsd:simpleType>
-    </xsd:element>
-    <xsd:element name="MediaLengthInSeconds" ma:index="27" nillable="true" ma:displayName="MediaLengthInSeconds" ma:hidden="true" ma:internalName="MediaLengthInSeconds" ma:readOnly="true">
-      <xsd:simpleType>
-        <xsd:restriction base="dms:Unknown"/>
-      </xsd:simpleType>
-    </xsd:element>
-    <xsd:element name="Background" ma:index="28" nillable="true" ma:displayName="Background" ma:default="0" ma:format="Dropdown" ma:internalName="Background">
-      <xsd:simpleType>
-        <xsd:restriction base="dms:Boolean"/>
-      </xsd:simpleType>
-    </xsd:element>
-    <xsd:element name="MediaServiceSearchProperties" ma:index="29" nillable="true" ma:displayName="MediaServiceSearchProperties" ma:hidden="true" ma:internalName="MediaServiceSearchProperties" ma:readOnly="true">
-      <xsd:simpleType>
-        <xsd:restriction base="dms:Note"/>
-      </xsd:simpleType>
-    </xsd:element>
-    <xsd:element name="MediaServiceDocTags" ma:index="30" nillable="true" ma:displayName="MediaServiceDocTags" ma:hidden="true" ma:internalName="MediaServiceDocTags" ma:readOnly="true">
-      <xsd:simpleType>
-        <xsd:restriction base="dms:Note"/>
-      </xsd:simpleType>
-    </xsd:element>
-    <xsd:element name="MediaServiceObjectDetectorVersions" ma:index="31" nillable="true" ma:displayName="MediaServiceObjectDetectorVersions" ma:description="" ma:hidden="true" ma:indexed="true" ma:internalName="MediaServiceObjectDetectorVersions" ma:readOnly="true">
-      <xsd:simpleType>
-        <xsd:restriction base="dms:Text"/>
-      </xsd:simpleType>
-    </xsd:element>
-    <xsd:element name="MediaServiceSystemTags" ma:index="32" nillable="true" ma:displayName="MediaServiceSystemTags" ma:hidden="true" ma:internalName="MediaServiceSystemTags" ma:readOnly="true">
-      <xsd:simpleType>
-        <xsd:restriction base="dms:Note"/>
-      </xsd:simpleType>
-    </xsd:element>
-  </xsd:schema>
-  <xsd:schema xmlns:xsd="http://www.w3.org/2001/XMLSchema" xmlns:xs="http://www.w3.org/2001/XMLSchema" xmlns:dms="http://schemas.microsoft.com/office/2006/documentManagement/types" xmlns:pc="http://schemas.microsoft.com/office/infopath/2007/PartnerControls" targetNamespace="16c05727-aa75-4e4a-9b5f-8a80a1165891" elementFormDefault="qualified">
-    <xsd:import namespace="http://schemas.microsoft.com/office/2006/documentManagement/types"/>
-    <xsd:import namespace="http://schemas.microsoft.com/office/infopath/2007/PartnerControls"/>
-    <xsd:element name="SharedWithUsers" ma:index="14" nillable="true" ma:displayName="Shared With" ma:hidden="true" ma:internalName="SharedWithUsers" ma:readOnly="true">
-      <xsd:complexType>
-        <xsd:complexContent>
-          <xsd:extension base="dms:UserMulti">
-            <xsd:sequence>
-              <xsd:element name="UserInfo" minOccurs="0" maxOccurs="unbounded">
-                <xsd:complexType>
-                  <xsd:sequence>
-                    <xsd:element name="DisplayName" type="xsd:string" minOccurs="0"/>
-                    <xsd:element name="AccountId" type="dms:UserId" minOccurs="0" nillable="true"/>
-                    <xsd:element name="AccountType" type="xsd:string" minOccurs="0"/>
-                  </xsd:sequence>
-                </xsd:complexType>
-              </xsd:element>
-            </xsd:sequence>
-          </xsd:extension>
-        </xsd:complexContent>
-      </xsd:complexType>
-    </xsd:element>
-    <xsd:element name="SharedWithDetails" ma:index="15" nillable="true" ma:displayName="Shared With Details" ma:hidden="true" ma:internalName="SharedWithDetails" ma:readOnly="true">
-      <xsd:simpleType>
-        <xsd:restriction base="dms:Note"/>
-      </xsd:simpleType>
-    </xsd:element>
-  </xsd:schema>
-  <xsd:schema xmlns:xsd="http://www.w3.org/2001/XMLSchema" xmlns:xs="http://www.w3.org/2001/XMLSchema" xmlns:dms="http://schemas.microsoft.com/office/2006/documentManagement/types" xmlns:pc="http://schemas.microsoft.com/office/infopath/2007/PartnerControls" targetNamespace="230e9df3-be65-4c73-a93b-d1236ebd677e" elementFormDefault="qualified">
-    <xsd:import namespace="http://schemas.microsoft.com/office/2006/documentManagement/types"/>
-    <xsd:import namespace="http://schemas.microsoft.com/office/infopath/2007/PartnerControls"/>
-    <xsd:element name="TaxCatchAll" ma:index="23" nillable="true" ma:displayName="Taxonomy Catch All Column" ma:hidden="true" ma:list="{3f6bfcbc-3db3-4ae6-bd76-326f0798ad28}" ma:internalName="TaxCatchAll" ma:readOnly="false" ma:showField="CatchAllData" ma:web="16c05727-aa75-4e4a-9b5f-8a80a1165891">
-      <xsd:complexType>
-        <xsd:complexContent>
-          <xsd:extension base="dms:MultiChoiceLookup">
-            <xsd:sequence>
-              <xsd:element name="Value" type="dms:Lookup" maxOccurs="unbounded" minOccurs="0" nillable="true"/>
-            </xsd:sequence>
-          </xsd:extension>
-        </xsd:complexContent>
-      </xsd:complexType>
-    </xsd:element>
-  </xsd:schema>
-  <xsd:schema xmlns="http://schemas.openxmlformats.org/package/2006/metadata/core-properties" xmlns:xsd="http://www.w3.org/2001/XMLSchema" xmlns:xsi="http://www.w3.org/2001/XMLSchema-instance" xmlns:dc="http://purl.org/dc/elements/1.1/" xmlns:dcterms="http://purl.org/dc/terms/" xmlns:odoc="http://schemas.microsoft.com/internal/obd" targetNamespace="http://schemas.openxmlformats.org/package/2006/metadata/core-properties" elementFormDefault="qualified" attributeFormDefault="unqualified" blockDefault="#all">
-    <xsd:import namespace="http://purl.org/dc/elements/1.1/" schemaLocation="http://dublincore.org/schemas/xmls/qdc/2003/04/02/dc.xsd"/>
-    <xsd:import namespace="http://purl.org/dc/terms/" schemaLocation="http://dublincore.org/schemas/xmls/qdc/2003/04/02/dcterms.xsd"/>
-    <xsd:element name="coreProperties" type="CT_coreProperties"/>
-    <xsd:complexType name="CT_coreProperties">
-      <xsd:all>
-        <xsd:element ref="dc:creator" minOccurs="0" maxOccurs="1"/>
-        <xsd:element ref="dcterms:created" minOccurs="0" maxOccurs="1"/>
-        <xsd:element ref="dc:identifier" minOccurs="0" maxOccurs="1"/>
-        <xsd:element name="contentType" minOccurs="0" maxOccurs="1" type="xsd:string" ma:displayName="Content Type"/>
-        <xsd:element ref="dc:title" minOccurs="0" maxOccurs="1" ma:index="1" ma:displayName="Title"/>
-        <xsd:element ref="dc:subject" minOccurs="0" maxOccurs="1"/>
-        <xsd:element ref="dc:description" minOccurs="0" maxOccurs="1"/>
-        <xsd:element name="keywords" minOccurs="0" maxOccurs="1" type="xsd:string"/>
-        <xsd:element ref="dc:language" minOccurs="0" maxOccurs="1"/>
-        <xsd:element name="category" minOccurs="0" maxOccurs="1" type="xsd:string"/>
-        <xsd:element name="version" minOccurs="0" maxOccurs="1" type="xsd:string"/>
-        <xsd:element name="revision" minOccurs="0" maxOccurs="1" type="xsd:string">
-          <xsd:annotation>
-            <xsd:documentation>
-                        This value indicates the number of saves or revisions. The application is responsible for updating this value after each revision.
-                    </xsd:documentation>
-          </xsd:annotation>
-        </xsd:element>
-        <xsd:element name="lastModifiedBy" minOccurs="0" maxOccurs="1" type="xsd:string"/>
-        <xsd:element ref="dcterms:modified" minOccurs="0" maxOccurs="1"/>
-        <xsd:element name="contentStatus" minOccurs="0" maxOccurs="1" type="xsd:string"/>
-      </xsd:all>
-    </xsd:complexType>
-  </xsd:schema>
-  <xs:schema xmlns:pc="http://schemas.microsoft.com/office/infopath/2007/PartnerControls" xmlns:xs="http://www.w3.org/2001/XMLSchema" targetNamespace="http://schemas.microsoft.com/office/infopath/2007/PartnerControls" elementFormDefault="qualified" attributeFormDefault="unqualified">
-    <xs:element name="Person">
-      <xs:complexType>
-        <xs:sequence>
-          <xs:element ref="pc:DisplayName" minOccurs="0"/>
-          <xs:element ref="pc:AccountId" minOccurs="0"/>
-          <xs:element ref="pc:AccountType" minOccurs="0"/>
-        </xs:sequence>
-      </xs:complexType>
-    </xs:element>
-    <xs:element name="DisplayName" type="xs:string"/>
-    <xs:element name="AccountId" type="xs:string"/>
-    <xs:element name="AccountType" type="xs:string"/>
-    <xs:element name="BDCAssociatedEntity">
-      <xs:complexType>
-        <xs:sequence>
-          <xs:element ref="pc:BDCEntity" minOccurs="0" maxOccurs="unbounded"/>
-        </xs:sequence>
-        <xs:attribute ref="pc:EntityNamespace"/>
-        <xs:attribute ref="pc:EntityName"/>
-        <xs:attribute ref="pc:SystemInstanceName"/>
-        <xs:attribute ref="pc:AssociationName"/>
-      </xs:complexType>
-    </xs:element>
-    <xs:attribute name="EntityNamespace" type="xs:string"/>
-    <xs:attribute name="EntityName" type="xs:string"/>
-    <xs:attribute name="SystemInstanceName" type="xs:string"/>
-    <xs:attribute name="AssociationName" type="xs:string"/>
-    <xs:element name="BDCEntity">
-      <xs:complexType>
-        <xs:sequence>
-          <xs:element ref="pc:EntityDisplayName" minOccurs="0"/>
-          <xs:element ref="pc:EntityInstanceReference" minOccurs="0"/>
-          <xs:element ref="pc:EntityId1" minOccurs="0"/>
-          <xs:element ref="pc:EntityId2" minOccurs="0"/>
-          <xs:element ref="pc:EntityId3" minOccurs="0"/>
-          <xs:element ref="pc:EntityId4" minOccurs="0"/>
-          <xs:element ref="pc:EntityId5" minOccurs="0"/>
-        </xs:sequence>
-      </xs:complexType>
-    </xs:element>
-    <xs:element name="EntityDisplayName" type="xs:string"/>
-    <xs:element name="EntityInstanceReference" type="xs:string"/>
-    <xs:element name="EntityId1" type="xs:string"/>
-    <xs:element name="EntityId2" type="xs:string"/>
-    <xs:element name="EntityId3" type="xs:string"/>
-    <xs:element name="EntityId4" type="xs:string"/>
-    <xs:element name="EntityId5" type="xs:string"/>
-    <xs:element name="Terms">
-      <xs:complexType>
-        <xs:sequence>
-          <xs:element ref="pc:TermInfo" minOccurs="0" maxOccurs="unbounded"/>
-        </xs:sequence>
-      </xs:complexType>
-    </xs:element>
-    <xs:element name="TermInfo">
-      <xs:complexType>
-        <xs:sequence>
-          <xs:element ref="pc:TermName" minOccurs="0"/>
-          <xs:element ref="pc:TermId" minOccurs="0"/>
-        </xs:sequence>
-      </xs:complexType>
-    </xs:element>
-    <xs:element name="TermName" type="xs:string"/>
-    <xs:element name="TermId" type="xs:string"/>
-  </xs:schema>
-</ct:contentTypeSchema>
-</file>
-
-<file path=customXml/item22.xml><?xml version="1.0" encoding="utf-8"?>
-<?mso-contentType ?>
-<FormTemplates xmlns="http://schemas.microsoft.com/sharepoint/v3/contenttype/forms">
-  <Display>DocumentLibraryForm</Display>
-  <Edit>DocumentLibraryForm</Edit>
-  <New>DocumentLibraryForm</New>
-</FormTemplates>
-</file>
-
-<file path=customXml/item3.xml><?xml version="1.0" encoding="utf-8"?>
-<p:properties xmlns:p="http://schemas.microsoft.com/office/2006/metadata/properties" xmlns:xsi="http://www.w3.org/2001/XMLSchema-instance" xmlns:pc="http://schemas.microsoft.com/office/infopath/2007/PartnerControls">
-  <documentManagement>
-    <_ip_UnifiedCompliancePolicyUIAction xmlns="http://schemas.microsoft.com/sharepoint/v3" xsi:nil="true"/>
-    <Image xmlns="71af3243-3dd4-4a8d-8c0d-dd76da1f02a5">
-      <Url xsi:nil="true"/>
-      <Description xsi:nil="true"/>
-    </Image>
-    <Status xmlns="71af3243-3dd4-4a8d-8c0d-dd76da1f02a5">Not started</Status>
-    <Background xmlns="71af3243-3dd4-4a8d-8c0d-dd76da1f02a5">false</Background>
-    <_ip_UnifiedCompliancePolicyProperties xmlns="http://schemas.microsoft.com/sharepoint/v3" xsi:nil="true"/>
-    <ImageTagsTaxHTField xmlns="71af3243-3dd4-4a8d-8c0d-dd76da1f02a5">
-      <Terms xmlns="http://schemas.microsoft.com/office/infopath/2007/PartnerControls"/>
-    </ImageTagsTaxHTField>
-    <TaxCatchAll xmlns="230e9df3-be65-4c73-a93b-d1236ebd677e" xsi:nil="true"/>
-    <MediaServiceKeyPoints xmlns="71af3243-3dd4-4a8d-8c0d-dd76da1f02a5" xsi:nil="true"/>
-  </documentManagement>
-</p:properties>
-</file>
-
-<file path=customXml/itemProps13.xml><?xml version="1.0" encoding="utf-8"?>
-<ds:datastoreItem xmlns:ds="http://schemas.openxmlformats.org/officeDocument/2006/customXml" ds:itemID="{1AE06128-29B2-4EA9-B69A-B50EC6F6A0C5}"/>
-</file>
-
-<file path=customXml/itemProps22.xml><?xml version="1.0" encoding="utf-8"?>
-<ds:datastoreItem xmlns:ds="http://schemas.openxmlformats.org/officeDocument/2006/customXml" ds:itemID="{410E93A7-1F9F-4207-9679-0C00DCEF5A7C}"/>
-</file>
-
-<file path=customXml/itemProps31.xml><?xml version="1.0" encoding="utf-8"?>
-<ds:datastoreItem xmlns:ds="http://schemas.openxmlformats.org/officeDocument/2006/customXml" ds:itemID="{82C9C353-FC06-4AA2-BAF1-43F89BF61301}"/>
-</file>
-
 <file path=docMetadata/LabelInfo.xml><?xml version="1.0" encoding="utf-8"?>
 <clbl:labelList xmlns:clbl="http://schemas.microsoft.com/office/2020/mipLabelMetadata"/>
 </file>